--- a/public/prj/prjOutline.docx
+++ b/public/prj/prjOutline.docx
@@ -2,6 +2,901 @@
 <file path=word/document.xml><?xml version="1.0" encoding="utf-8"?>
 <w:document xmlns:wpc="http://schemas.microsoft.com/office/word/2010/wordprocessingCanvas" xmlns:cx="http://schemas.microsoft.com/office/drawing/2014/chartex" xmlns:cx1="http://schemas.microsoft.com/office/drawing/2015/9/8/chartex" xmlns:cx2="http://schemas.microsoft.com/office/drawing/2015/10/21/chartex" xmlns:cx3="http://schemas.microsoft.com/office/drawing/2016/5/9/chartex" xmlns:cx4="http://schemas.microsoft.com/office/drawing/2016/5/10/chartex" xmlns:cx5="http://schemas.microsoft.com/office/drawing/2016/5/11/chartex" xmlns:cx6="http://schemas.microsoft.com/office/drawing/2016/5/12/chartex" xmlns:cx7="http://schemas.microsoft.com/office/drawing/2016/5/13/chartex" xmlns:cx8="http://schemas.microsoft.com/office/drawing/2016/5/14/chartex" xmlns:mc="http://schemas.openxmlformats.org/markup-compatibility/2006" xmlns:aink="http://schemas.microsoft.com/office/drawing/2016/ink" xmlns:am3d="http://schemas.microsoft.com/office/drawing/2017/model3d" xmlns:o="urn:schemas-microsoft-com:office:office" xmlns:oel="http://schemas.microsoft.com/office/2019/extlst" xmlns:r="http://schemas.openxmlformats.org/officeDocument/2006/relationships" xmlns:m="http://schemas.openxmlformats.org/officeDocument/2006/math" xmlns:v="urn:schemas-microsoft-com:vml" xmlns:wp14="http://schemas.microsoft.com/office/word/2010/wordprocessingDrawing" xmlns:wp="http://schemas.openxmlformats.org/drawingml/2006/wordprocessingDrawing" xmlns:w10="urn:schemas-microsoft-com:office:word" xmlns:w="http://schemas.openxmlformats.org/wordprocessingml/2006/main" xmlns:w14="http://schemas.microsoft.com/office/word/2010/wordml" xmlns:w15="http://schemas.microsoft.com/office/word/2012/wordml" xmlns:w16cex="http://schemas.microsoft.com/office/word/2018/wordml/cex" xmlns:w16cid="http://schemas.microsoft.com/office/word/2016/wordml/cid" xmlns:w16="http://schemas.microsoft.com/office/word/2018/wordml" xmlns:w16du="http://schemas.microsoft.com/office/word/2023/wordml/word16du" xmlns:w16sdtdh="http://schemas.microsoft.com/office/word/2020/wordml/sdtdatahash" xmlns:w16sdtfl="http://schemas.microsoft.com/office/word/2024/wordml/sdtformatlock" xmlns:w16se="http://schemas.microsoft.com/office/word/2015/wordml/symex" xmlns:wpg="http://schemas.microsoft.com/office/word/2010/wordprocessingGroup" xmlns:wpi="http://schemas.microsoft.com/office/word/2010/wordprocessingInk" xmlns:wne="http://schemas.microsoft.com/office/word/2006/wordml" xmlns:wps="http://schemas.microsoft.com/office/word/2010/wordprocessingShape" mc:Ignorable="w14 w15 w16se w16cid w16 w16cex w16sdtdh w16sdtfl w16du wp14">
   <w:body>
+    <w:sdt>
+      <w:sdtPr>
+        <w:id w:val="1595202896"/>
+        <w:docPartObj>
+          <w:docPartGallery w:val="Cover Pages"/>
+          <w:docPartUnique/>
+        </w:docPartObj>
+      </w:sdtPr>
+      <w:sdtEndPr>
+        <w:rPr>
+          <w:sz w:val="32"/>
+          <w:szCs w:val="32"/>
+          <w:lang w:val="vi-VN"/>
+        </w:rPr>
+      </w:sdtEndPr>
+      <w:sdtContent>
+        <w:p>
+          <w:pPr>
+            <w:rPr>
+              <w:lang w:val="vi-VN"/>
+            </w:rPr>
+          </w:pPr>
+          <w:r>
+            <w:rPr>
+              <w:noProof/>
+            </w:rPr>
+            <mc:AlternateContent>
+              <mc:Choice Requires="wpg">
+                <w:drawing>
+                  <wp:anchor distT="0" distB="0" distL="114300" distR="114300" simplePos="0" relativeHeight="251661312" behindDoc="1" locked="0" layoutInCell="1" allowOverlap="1" wp14:anchorId="45F25509" wp14:editId="4451B526">
+                    <wp:simplePos x="0" y="0"/>
+                    <wp:positionH relativeFrom="page">
+                      <wp:align>center</wp:align>
+                    </wp:positionH>
+                    <wp:positionV relativeFrom="page">
+                      <wp:align>center</wp:align>
+                    </wp:positionV>
+                    <wp:extent cx="6864812" cy="9142729"/>
+                    <wp:effectExtent l="0" t="0" r="2540" b="1905"/>
+                    <wp:wrapNone/>
+                    <wp:docPr id="193" name="Group 198"/>
+                    <wp:cNvGraphicFramePr/>
+                    <a:graphic xmlns:a="http://schemas.openxmlformats.org/drawingml/2006/main">
+                      <a:graphicData uri="http://schemas.microsoft.com/office/word/2010/wordprocessingGroup">
+                        <wpg:wgp>
+                          <wpg:cNvGrpSpPr/>
+                          <wpg:grpSpPr>
+                            <a:xfrm>
+                              <a:off x="0" y="0"/>
+                              <a:ext cx="6864812" cy="9142729"/>
+                              <a:chOff x="0" y="0"/>
+                              <a:chExt cx="6864812" cy="9142729"/>
+                            </a:xfrm>
+                          </wpg:grpSpPr>
+                          <wps:wsp>
+                            <wps:cNvPr id="194" name="Rectangle 194"/>
+                            <wps:cNvSpPr/>
+                            <wps:spPr>
+                              <a:xfrm>
+                                <a:off x="0" y="0"/>
+                                <a:ext cx="6858000" cy="1495425"/>
+                              </a:xfrm>
+                              <a:prstGeom prst="rect">
+                                <a:avLst/>
+                              </a:prstGeom>
+                              <a:solidFill>
+                                <a:schemeClr val="accent1"/>
+                              </a:solidFill>
+                              <a:ln>
+                                <a:noFill/>
+                              </a:ln>
+                            </wps:spPr>
+                            <wps:style>
+                              <a:lnRef idx="2">
+                                <a:schemeClr val="accent1">
+                                  <a:shade val="50000"/>
+                                </a:schemeClr>
+                              </a:lnRef>
+                              <a:fillRef idx="1">
+                                <a:schemeClr val="accent1"/>
+                              </a:fillRef>
+                              <a:effectRef idx="0">
+                                <a:schemeClr val="accent1"/>
+                              </a:effectRef>
+                              <a:fontRef idx="minor">
+                                <a:schemeClr val="lt1"/>
+                              </a:fontRef>
+                            </wps:style>
+                            <wps:bodyPr rot="0" spcFirstLastPara="0" vertOverflow="overflow" horzOverflow="overflow" vert="horz" wrap="square" lIns="91440" tIns="45720" rIns="91440" bIns="45720" numCol="1" spcCol="0" rtlCol="0" fromWordArt="0" anchor="ctr" anchorCtr="0" forceAA="0" compatLnSpc="1">
+                              <a:prstTxWarp prst="textNoShape">
+                                <a:avLst/>
+                              </a:prstTxWarp>
+                              <a:noAutofit/>
+                            </wps:bodyPr>
+                          </wps:wsp>
+                          <wps:wsp>
+                            <wps:cNvPr id="195" name="Rectangle 195"/>
+                            <wps:cNvSpPr/>
+                            <wps:spPr>
+                              <a:xfrm>
+                                <a:off x="0" y="5205412"/>
+                                <a:ext cx="6858000" cy="3937317"/>
+                              </a:xfrm>
+                              <a:prstGeom prst="rect">
+                                <a:avLst/>
+                              </a:prstGeom>
+                              <a:solidFill>
+                                <a:schemeClr val="accent1"/>
+                              </a:solidFill>
+                              <a:ln>
+                                <a:noFill/>
+                              </a:ln>
+                            </wps:spPr>
+                            <wps:style>
+                              <a:lnRef idx="2">
+                                <a:schemeClr val="accent1">
+                                  <a:shade val="50000"/>
+                                </a:schemeClr>
+                              </a:lnRef>
+                              <a:fillRef idx="1">
+                                <a:schemeClr val="accent1"/>
+                              </a:fillRef>
+                              <a:effectRef idx="0">
+                                <a:schemeClr val="accent1"/>
+                              </a:effectRef>
+                              <a:fontRef idx="minor">
+                                <a:schemeClr val="lt1"/>
+                              </a:fontRef>
+                            </wps:style>
+                            <wps:txbx>
+                              <w:txbxContent>
+                                <w:p>
+                                  <w:pPr>
+                                    <w:jc w:val="center"/>
+                                    <w:rPr>
+                                      <w:b/>
+                                      <w:bCs/>
+                                      <w:color w:val="FFFFFF" w:themeColor="background1"/>
+                                      <w:sz w:val="24"/>
+                                      <w:szCs w:val="24"/>
+                                      <w:lang w:val="vi-VN"/>
+                                    </w:rPr>
+                                  </w:pPr>
+                                  <w:r>
+                                    <w:rPr>
+                                      <w:color w:val="FFFFFF" w:themeColor="background1"/>
+                                      <w:sz w:val="24"/>
+                                      <w:szCs w:val="24"/>
+                                      <w:lang w:val="vi-VN"/>
+                                    </w:rPr>
+                                    <w:t>Phạm Vũ Ngọc Trọng</w:t>
+                                  </w:r>
+                                </w:p>
+                                <w:p>
+                                  <w:pPr>
+                                    <w:pStyle w:val="NoSpacing"/>
+                                    <w:spacing w:before="120"/>
+                                    <w:jc w:val="center"/>
+                                    <w:rPr>
+                                      <w:rFonts w:ascii="Times New Roman" w:hAnsi="Times New Roman" w:cs="Times New Roman"/>
+                                      <w:sz w:val="24"/>
+                                      <w:szCs w:val="24"/>
+                                    </w:rPr>
+                                  </w:pPr>
+                                  <w:sdt>
+                                    <w:sdtPr>
+                                      <w:rPr>
+                                        <w:rFonts w:ascii="Times New Roman" w:hAnsi="Times New Roman" w:cs="Times New Roman"/>
+                                        <w:sz w:val="24"/>
+                                        <w:szCs w:val="24"/>
+                                        <w:lang w:val="vi-VN"/>
+                                      </w:rPr>
+                                      <w:alias w:val="Company"/>
+                                      <w:tag w:val=""/>
+                                      <w:id w:val="1618182777"/>
+                                      <w:dataBinding w:prefixMappings="xmlns:ns0='http://schemas.openxmlformats.org/officeDocument/2006/extended-properties' " w:xpath="/ns0:Properties[1]/ns0:Company[1]" w:storeItemID="{6668398D-A668-4E3E-A5EB-62B293D839F1}"/>
+                                      <w:text/>
+                                    </w:sdtPr>
+                                    <w:sdtContent>
+                                      <w:r>
+                                        <w:rPr>
+                                          <w:rFonts w:ascii="Times New Roman" w:hAnsi="Times New Roman" w:cs="Times New Roman"/>
+                                          <w:sz w:val="24"/>
+                                          <w:szCs w:val="24"/>
+                                          <w:lang w:val="vi-VN"/>
+                                        </w:rPr>
+                                        <w:t>Lớp</w:t>
+                                      </w:r>
+                                      <w:r>
+                                        <w:rPr>
+                                          <w:rFonts w:ascii="Times New Roman" w:hAnsi="Times New Roman" w:cs="Times New Roman"/>
+                                          <w:sz w:val="24"/>
+                                          <w:szCs w:val="24"/>
+                                          <w:lang w:val="vi-VN"/>
+                                        </w:rPr>
+                                        <w:t xml:space="preserve">: </w:t>
+                                      </w:r>
+                                      <w:r>
+                                        <w:rPr>
+                                          <w:rFonts w:ascii="Times New Roman" w:hAnsi="Times New Roman" w:cs="Times New Roman"/>
+                                          <w:sz w:val="24"/>
+                                          <w:szCs w:val="24"/>
+                                          <w:lang w:val="vi-VN"/>
+                                        </w:rPr>
+                                        <w:t>64CNTT3</w:t>
+                                      </w:r>
+                                    </w:sdtContent>
+                                  </w:sdt>
+                                  <w:r>
+                                    <w:rPr>
+                                      <w:rFonts w:ascii="Times New Roman" w:hAnsi="Times New Roman" w:cs="Times New Roman"/>
+                                      <w:color w:val="FFFFFF" w:themeColor="background1"/>
+                                      <w:sz w:val="24"/>
+                                      <w:szCs w:val="24"/>
+                                    </w:rPr>
+                                    <w:t>  </w:t>
+                                  </w:r>
+                                  <w:sdt>
+                                    <w:sdtPr>
+                                      <w:rPr>
+                                        <w:rFonts w:ascii="Times New Roman" w:hAnsi="Times New Roman" w:cs="Times New Roman"/>
+                                        <w:sz w:val="24"/>
+                                        <w:szCs w:val="24"/>
+                                        <w:lang w:val="vi-VN"/>
+                                      </w:rPr>
+                                      <w:alias w:val="Address"/>
+                                      <w:tag w:val=""/>
+                                      <w:id w:val="-253358678"/>
+                                      <w:dataBinding w:prefixMappings="xmlns:ns0='http://schemas.microsoft.com/office/2006/coverPageProps' " w:xpath="/ns0:CoverPageProperties[1]/ns0:CompanyAddress[1]" w:storeItemID="{55AF091B-3C7A-41E3-B477-F2FDAA23CFDA}"/>
+                                      <w:text/>
+                                    </w:sdtPr>
+                                    <w:sdtContent>
+                                      <w:r>
+                                        <w:rPr>
+                                          <w:rFonts w:ascii="Times New Roman" w:hAnsi="Times New Roman" w:cs="Times New Roman"/>
+                                          <w:sz w:val="24"/>
+                                          <w:szCs w:val="24"/>
+                                          <w:lang w:val="vi-VN"/>
+                                        </w:rPr>
+                                        <w:t>Mã sinh viên: 2251061901</w:t>
+                                      </w:r>
+                                    </w:sdtContent>
+                                  </w:sdt>
+                                </w:p>
+                              </w:txbxContent>
+                            </wps:txbx>
+                            <wps:bodyPr rot="0" spcFirstLastPara="0" vertOverflow="overflow" horzOverflow="overflow" vert="horz" wrap="square" lIns="457200" tIns="731520" rIns="457200" bIns="457200" numCol="1" spcCol="0" rtlCol="0" fromWordArt="0" anchor="b" anchorCtr="0" forceAA="0" compatLnSpc="1">
+                              <a:prstTxWarp prst="textNoShape">
+                                <a:avLst/>
+                              </a:prstTxWarp>
+                              <a:noAutofit/>
+                            </wps:bodyPr>
+                          </wps:wsp>
+                          <wps:wsp>
+                            <wps:cNvPr id="196" name="Text Box 196"/>
+                            <wps:cNvSpPr txBox="1"/>
+                            <wps:spPr>
+                              <a:xfrm>
+                                <a:off x="6812" y="1564992"/>
+                                <a:ext cx="6858000" cy="1549688"/>
+                              </a:xfrm>
+                              <a:prstGeom prst="rect">
+                                <a:avLst/>
+                              </a:prstGeom>
+                              <a:solidFill>
+                                <a:schemeClr val="bg1"/>
+                              </a:solidFill>
+                              <a:ln w="6350">
+                                <a:noFill/>
+                              </a:ln>
+                              <a:effectLst/>
+                            </wps:spPr>
+                            <wps:style>
+                              <a:lnRef idx="0">
+                                <a:schemeClr val="accent1"/>
+                              </a:lnRef>
+                              <a:fillRef idx="0">
+                                <a:schemeClr val="accent1"/>
+                              </a:fillRef>
+                              <a:effectRef idx="0">
+                                <a:schemeClr val="accent1"/>
+                              </a:effectRef>
+                              <a:fontRef idx="minor">
+                                <a:schemeClr val="dk1"/>
+                              </a:fontRef>
+                            </wps:style>
+                            <wps:txbx>
+                              <w:txbxContent>
+                                <w:sdt>
+                                  <w:sdtPr>
+                                    <w:rPr>
+                                      <w:rFonts w:ascii="Times New Roman" w:hAnsi="Times New Roman" w:cs="Times New Roman"/>
+                                      <w:b/>
+                                      <w:bCs/>
+                                      <w:color w:val="156082" w:themeColor="accent1"/>
+                                      <w:sz w:val="72"/>
+                                      <w:szCs w:val="72"/>
+                                      <w:lang w:val="vi-VN"/>
+                                    </w:rPr>
+                                    <w:alias w:val="Title"/>
+                                    <w:tag w:val=""/>
+                                    <w:id w:val="-9991715"/>
+                                    <w:dataBinding w:prefixMappings="xmlns:ns0='http://purl.org/dc/elements/1.1/' xmlns:ns1='http://schemas.openxmlformats.org/package/2006/metadata/core-properties' " w:xpath="/ns1:coreProperties[1]/ns0:title[1]" w:storeItemID="{6C3C8BC8-F283-45AE-878A-BAB7291924A1}"/>
+                                    <w:text/>
+                                  </w:sdtPr>
+                                  <w:sdtContent>
+                                    <w:p>
+                                      <w:pPr>
+                                        <w:pStyle w:val="NoSpacing"/>
+                                        <w:jc w:val="center"/>
+                                        <w:rPr>
+                                          <w:rFonts w:ascii="Times New Roman" w:eastAsiaTheme="majorEastAsia" w:hAnsi="Times New Roman" w:cs="Times New Roman"/>
+                                          <w:caps/>
+                                          <w:color w:val="156082" w:themeColor="accent1"/>
+                                          <w:sz w:val="72"/>
+                                          <w:szCs w:val="72"/>
+                                        </w:rPr>
+                                      </w:pPr>
+                                      <w:r>
+                                        <w:rPr>
+                                          <w:rFonts w:ascii="Times New Roman" w:hAnsi="Times New Roman" w:cs="Times New Roman"/>
+                                          <w:b/>
+                                          <w:bCs/>
+                                          <w:color w:val="156082" w:themeColor="accent1"/>
+                                          <w:sz w:val="72"/>
+                                          <w:szCs w:val="72"/>
+                                          <w:lang w:val="vi-VN"/>
+                                        </w:rPr>
+                                        <w:t>ĐỀ CƯƠNG ĐỒ ÁN TỐT NGHIỆP</w:t>
+                                      </w:r>
+                                    </w:p>
+                                  </w:sdtContent>
+                                </w:sdt>
+                              </w:txbxContent>
+                            </wps:txbx>
+                            <wps:bodyPr rot="0" spcFirstLastPara="0" vertOverflow="overflow" horzOverflow="overflow" vert="horz" wrap="square" lIns="457200" tIns="91440" rIns="457200" bIns="91440" numCol="1" spcCol="0" rtlCol="0" fromWordArt="0" anchor="ctr" anchorCtr="0" forceAA="0" compatLnSpc="1">
+                              <a:prstTxWarp prst="textNoShape">
+                                <a:avLst/>
+                              </a:prstTxWarp>
+                              <a:noAutofit/>
+                            </wps:bodyPr>
+                          </wps:wsp>
+                        </wpg:wgp>
+                      </a:graphicData>
+                    </a:graphic>
+                    <wp14:sizeRelH relativeFrom="page">
+                      <wp14:pctWidth>88200</wp14:pctWidth>
+                    </wp14:sizeRelH>
+                    <wp14:sizeRelV relativeFrom="page">
+                      <wp14:pctHeight>0</wp14:pctHeight>
+                    </wp14:sizeRelV>
+                  </wp:anchor>
+                </w:drawing>
+              </mc:Choice>
+              <mc:Fallback>
+                <w:pict>
+                  <v:group w14:anchorId="45F25509" id="Group 198" o:spid="_x0000_s1026" style="position:absolute;margin-left:0;margin-top:0;width:540.55pt;height:719.9pt;z-index:-251655168;mso-width-percent:882;mso-position-horizontal:center;mso-position-horizontal-relative:page;mso-position-vertical:center;mso-position-vertical-relative:page;mso-width-percent:882" coordsize="68648,91427" o:gfxdata="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">
+                    <v:rect id="Rectangle 194" o:spid="_x0000_s1027" style="position:absolute;width:68580;height:14954;visibility:visible;mso-wrap-style:square;v-text-anchor:middle" o:gfxdata="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" fillcolor="#156082 [3204]" stroked="f" strokeweight="1pt"/>
+                    <v:rect id="Rectangle 195" o:spid="_x0000_s1028" style="position:absolute;top:52054;width:68580;height:39373;visibility:visible;mso-wrap-style:square;v-text-anchor:bottom" o:gfxdata="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" fillcolor="#156082 [3204]" stroked="f" strokeweight="1pt">
+                      <v:textbox inset="36pt,57.6pt,36pt,36pt">
+                        <w:txbxContent>
+                          <w:p>
+                            <w:pPr>
+                              <w:jc w:val="center"/>
+                              <w:rPr>
+                                <w:b/>
+                                <w:bCs/>
+                                <w:color w:val="FFFFFF" w:themeColor="background1"/>
+                                <w:sz w:val="24"/>
+                                <w:szCs w:val="24"/>
+                                <w:lang w:val="vi-VN"/>
+                              </w:rPr>
+                            </w:pPr>
+                            <w:r>
+                              <w:rPr>
+                                <w:color w:val="FFFFFF" w:themeColor="background1"/>
+                                <w:sz w:val="24"/>
+                                <w:szCs w:val="24"/>
+                                <w:lang w:val="vi-VN"/>
+                              </w:rPr>
+                              <w:t>Phạm Vũ Ngọc Trọng</w:t>
+                            </w:r>
+                          </w:p>
+                          <w:p>
+                            <w:pPr>
+                              <w:pStyle w:val="NoSpacing"/>
+                              <w:spacing w:before="120"/>
+                              <w:jc w:val="center"/>
+                              <w:rPr>
+                                <w:rFonts w:ascii="Times New Roman" w:hAnsi="Times New Roman" w:cs="Times New Roman"/>
+                                <w:sz w:val="24"/>
+                                <w:szCs w:val="24"/>
+                              </w:rPr>
+                            </w:pPr>
+                            <w:sdt>
+                              <w:sdtPr>
+                                <w:rPr>
+                                  <w:rFonts w:ascii="Times New Roman" w:hAnsi="Times New Roman" w:cs="Times New Roman"/>
+                                  <w:sz w:val="24"/>
+                                  <w:szCs w:val="24"/>
+                                  <w:lang w:val="vi-VN"/>
+                                </w:rPr>
+                                <w:alias w:val="Company"/>
+                                <w:tag w:val=""/>
+                                <w:id w:val="1618182777"/>
+                                <w:dataBinding w:prefixMappings="xmlns:ns0='http://schemas.openxmlformats.org/officeDocument/2006/extended-properties' " w:xpath="/ns0:Properties[1]/ns0:Company[1]" w:storeItemID="{6668398D-A668-4E3E-A5EB-62B293D839F1}"/>
+                                <w:text/>
+                              </w:sdtPr>
+                              <w:sdtContent>
+                                <w:r>
+                                  <w:rPr>
+                                    <w:rFonts w:ascii="Times New Roman" w:hAnsi="Times New Roman" w:cs="Times New Roman"/>
+                                    <w:sz w:val="24"/>
+                                    <w:szCs w:val="24"/>
+                                    <w:lang w:val="vi-VN"/>
+                                  </w:rPr>
+                                  <w:t>Lớp</w:t>
+                                </w:r>
+                                <w:r>
+                                  <w:rPr>
+                                    <w:rFonts w:ascii="Times New Roman" w:hAnsi="Times New Roman" w:cs="Times New Roman"/>
+                                    <w:sz w:val="24"/>
+                                    <w:szCs w:val="24"/>
+                                    <w:lang w:val="vi-VN"/>
+                                  </w:rPr>
+                                  <w:t xml:space="preserve">: </w:t>
+                                </w:r>
+                                <w:r>
+                                  <w:rPr>
+                                    <w:rFonts w:ascii="Times New Roman" w:hAnsi="Times New Roman" w:cs="Times New Roman"/>
+                                    <w:sz w:val="24"/>
+                                    <w:szCs w:val="24"/>
+                                    <w:lang w:val="vi-VN"/>
+                                  </w:rPr>
+                                  <w:t>64CNTT3</w:t>
+                                </w:r>
+                              </w:sdtContent>
+                            </w:sdt>
+                            <w:r>
+                              <w:rPr>
+                                <w:rFonts w:ascii="Times New Roman" w:hAnsi="Times New Roman" w:cs="Times New Roman"/>
+                                <w:color w:val="FFFFFF" w:themeColor="background1"/>
+                                <w:sz w:val="24"/>
+                                <w:szCs w:val="24"/>
+                              </w:rPr>
+                              <w:t>  </w:t>
+                            </w:r>
+                            <w:sdt>
+                              <w:sdtPr>
+                                <w:rPr>
+                                  <w:rFonts w:ascii="Times New Roman" w:hAnsi="Times New Roman" w:cs="Times New Roman"/>
+                                  <w:sz w:val="24"/>
+                                  <w:szCs w:val="24"/>
+                                  <w:lang w:val="vi-VN"/>
+                                </w:rPr>
+                                <w:alias w:val="Address"/>
+                                <w:tag w:val=""/>
+                                <w:id w:val="-253358678"/>
+                                <w:dataBinding w:prefixMappings="xmlns:ns0='http://schemas.microsoft.com/office/2006/coverPageProps' " w:xpath="/ns0:CoverPageProperties[1]/ns0:CompanyAddress[1]" w:storeItemID="{55AF091B-3C7A-41E3-B477-F2FDAA23CFDA}"/>
+                                <w:text/>
+                              </w:sdtPr>
+                              <w:sdtContent>
+                                <w:r>
+                                  <w:rPr>
+                                    <w:rFonts w:ascii="Times New Roman" w:hAnsi="Times New Roman" w:cs="Times New Roman"/>
+                                    <w:sz w:val="24"/>
+                                    <w:szCs w:val="24"/>
+                                    <w:lang w:val="vi-VN"/>
+                                  </w:rPr>
+                                  <w:t>Mã sinh viên: 2251061901</w:t>
+                                </w:r>
+                              </w:sdtContent>
+                            </w:sdt>
+                          </w:p>
+                        </w:txbxContent>
+                      </v:textbox>
+                    </v:rect>
+                    <v:shapetype id="_x0000_t202" coordsize="21600,21600" o:spt="202" path="m,l,21600r21600,l21600,xe">
+                      <v:stroke joinstyle="miter"/>
+                      <v:path gradientshapeok="t" o:connecttype="rect"/>
+                    </v:shapetype>
+                    <v:shape id="Text Box 196" o:spid="_x0000_s1029" type="#_x0000_t202" style="position:absolute;left:68;top:15649;width:68580;height:15497;visibility:visible;mso-wrap-style:square;v-text-anchor:middle" o:gfxdata="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" fillcolor="white [3212]" stroked="f" strokeweight=".5pt">
+                      <v:textbox inset="36pt,7.2pt,36pt,7.2pt">
+                        <w:txbxContent>
+                          <w:sdt>
+                            <w:sdtPr>
+                              <w:rPr>
+                                <w:rFonts w:ascii="Times New Roman" w:hAnsi="Times New Roman" w:cs="Times New Roman"/>
+                                <w:b/>
+                                <w:bCs/>
+                                <w:color w:val="156082" w:themeColor="accent1"/>
+                                <w:sz w:val="72"/>
+                                <w:szCs w:val="72"/>
+                                <w:lang w:val="vi-VN"/>
+                              </w:rPr>
+                              <w:alias w:val="Title"/>
+                              <w:tag w:val=""/>
+                              <w:id w:val="-9991715"/>
+                              <w:dataBinding w:prefixMappings="xmlns:ns0='http://purl.org/dc/elements/1.1/' xmlns:ns1='http://schemas.openxmlformats.org/package/2006/metadata/core-properties' " w:xpath="/ns1:coreProperties[1]/ns0:title[1]" w:storeItemID="{6C3C8BC8-F283-45AE-878A-BAB7291924A1}"/>
+                              <w:text/>
+                            </w:sdtPr>
+                            <w:sdtContent>
+                              <w:p>
+                                <w:pPr>
+                                  <w:pStyle w:val="NoSpacing"/>
+                                  <w:jc w:val="center"/>
+                                  <w:rPr>
+                                    <w:rFonts w:ascii="Times New Roman" w:eastAsiaTheme="majorEastAsia" w:hAnsi="Times New Roman" w:cs="Times New Roman"/>
+                                    <w:caps/>
+                                    <w:color w:val="156082" w:themeColor="accent1"/>
+                                    <w:sz w:val="72"/>
+                                    <w:szCs w:val="72"/>
+                                  </w:rPr>
+                                </w:pPr>
+                                <w:r>
+                                  <w:rPr>
+                                    <w:rFonts w:ascii="Times New Roman" w:hAnsi="Times New Roman" w:cs="Times New Roman"/>
+                                    <w:b/>
+                                    <w:bCs/>
+                                    <w:color w:val="156082" w:themeColor="accent1"/>
+                                    <w:sz w:val="72"/>
+                                    <w:szCs w:val="72"/>
+                                    <w:lang w:val="vi-VN"/>
+                                  </w:rPr>
+                                  <w:t>ĐỀ CƯƠNG ĐỒ ÁN TỐT NGHIỆP</w:t>
+                                </w:r>
+                              </w:p>
+                            </w:sdtContent>
+                          </w:sdt>
+                        </w:txbxContent>
+                      </v:textbox>
+                    </v:shape>
+                    <w10:wrap anchorx="page" anchory="page"/>
+                  </v:group>
+                </w:pict>
+              </mc:Fallback>
+            </mc:AlternateContent>
+          </w:r>
+        </w:p>
+        <w:p>
+          <w:pPr>
+            <w:tabs>
+              <w:tab w:val="left" w:pos="3563"/>
+            </w:tabs>
+            <w:spacing w:after="160" w:line="278" w:lineRule="auto"/>
+            <w:jc w:val="center"/>
+            <w:rPr>
+              <w:b/>
+              <w:bCs/>
+              <w:noProof/>
+              <w:color w:val="FFFFFF" w:themeColor="background1"/>
+              <w:sz w:val="32"/>
+              <w:szCs w:val="32"/>
+              <w:lang w:val="en-US"/>
+            </w:rPr>
+          </w:pPr>
+          <w:r>
+            <w:rPr>
+              <w:b/>
+              <w:bCs/>
+              <w:noProof/>
+              <w:color w:val="FFFFFF" w:themeColor="background1"/>
+              <w:sz w:val="32"/>
+              <w:szCs w:val="32"/>
+              <w:lang w:val="en-US"/>
+            </w:rPr>
+            <w:t>TRƯỜNG ĐẠI HỌC THỦY LỢI</w:t>
+          </w:r>
+        </w:p>
+        <w:p>
+          <w:pPr>
+            <w:tabs>
+              <w:tab w:val="left" w:pos="3563"/>
+            </w:tabs>
+            <w:spacing w:after="160" w:line="278" w:lineRule="auto"/>
+            <w:jc w:val="center"/>
+            <w:rPr>
+              <w:b/>
+              <w:bCs/>
+              <w:noProof/>
+              <w:color w:val="FFFFFF" w:themeColor="background1"/>
+              <w:sz w:val="32"/>
+              <w:szCs w:val="32"/>
+              <w:lang w:val="en-US"/>
+            </w:rPr>
+          </w:pPr>
+          <w:r>
+            <w:rPr>
+              <w:b/>
+              <w:bCs/>
+              <w:noProof/>
+              <w:color w:val="FFFFFF" w:themeColor="background1"/>
+              <w:sz w:val="32"/>
+              <w:szCs w:val="32"/>
+              <w:lang w:val="en-US"/>
+            </w:rPr>
+            <w:t>KHOA CÔNG NGHỆ THÔNG TIN</w:t>
+          </w:r>
+        </w:p>
+        <w:p>
+          <w:pPr>
+            <w:tabs>
+              <w:tab w:val="left" w:pos="3563"/>
+            </w:tabs>
+            <w:spacing w:after="160" w:line="278" w:lineRule="auto"/>
+            <w:jc w:val="center"/>
+            <w:rPr>
+              <w:noProof/>
+            </w:rPr>
+          </w:pPr>
+        </w:p>
+        <w:p>
+          <w:pPr>
+            <w:spacing w:after="160" w:line="278" w:lineRule="auto"/>
+            <w:rPr>
+              <w:sz w:val="32"/>
+              <w:szCs w:val="32"/>
+              <w:lang w:val="vi-VN"/>
+            </w:rPr>
+          </w:pPr>
+        </w:p>
+        <w:p>
+          <w:pPr>
+            <w:rPr>
+              <w:sz w:val="32"/>
+              <w:szCs w:val="32"/>
+              <w:lang w:val="vi-VN"/>
+            </w:rPr>
+          </w:pPr>
+        </w:p>
+        <w:p>
+          <w:pPr>
+            <w:rPr>
+              <w:sz w:val="32"/>
+              <w:szCs w:val="32"/>
+              <w:lang w:val="vi-VN"/>
+            </w:rPr>
+          </w:pPr>
+        </w:p>
+        <w:p>
+          <w:pPr>
+            <w:rPr>
+              <w:sz w:val="32"/>
+              <w:szCs w:val="32"/>
+              <w:lang w:val="vi-VN"/>
+            </w:rPr>
+          </w:pPr>
+        </w:p>
+        <w:p>
+          <w:pPr>
+            <w:rPr>
+              <w:sz w:val="32"/>
+              <w:szCs w:val="32"/>
+              <w:lang w:val="vi-VN"/>
+            </w:rPr>
+          </w:pPr>
+        </w:p>
+        <w:p>
+          <w:pPr>
+            <w:spacing w:after="160" w:line="278" w:lineRule="auto"/>
+            <w:rPr>
+              <w:sz w:val="32"/>
+              <w:szCs w:val="32"/>
+              <w:lang w:val="vi-VN"/>
+            </w:rPr>
+          </w:pPr>
+          <w:r>
+            <w:rPr>
+              <w:rFonts w:cs="Times New Roman"/>
+              <w:b/>
+              <w:bCs/>
+              <w:noProof/>
+              <w:sz w:val="28"/>
+              <w:szCs w:val="28"/>
+            </w:rPr>
+            <mc:AlternateContent>
+              <mc:Choice Requires="wps">
+                <w:drawing>
+                  <wp:anchor distT="0" distB="0" distL="114300" distR="114300" simplePos="0" relativeHeight="251663360" behindDoc="0" locked="0" layoutInCell="1" allowOverlap="1" wp14:anchorId="3BA720DF" wp14:editId="036ED96B">
+                    <wp:simplePos x="0" y="0"/>
+                    <wp:positionH relativeFrom="page">
+                      <wp:posOffset>561975</wp:posOffset>
+                    </wp:positionH>
+                    <wp:positionV relativeFrom="paragraph">
+                      <wp:posOffset>130174</wp:posOffset>
+                    </wp:positionV>
+                    <wp:extent cx="6630670" cy="1890713"/>
+                    <wp:effectExtent l="0" t="0" r="17780" b="14605"/>
+                    <wp:wrapNone/>
+                    <wp:docPr id="1" name="Text Box 1"/>
+                    <wp:cNvGraphicFramePr/>
+                    <a:graphic xmlns:a="http://schemas.openxmlformats.org/drawingml/2006/main">
+                      <a:graphicData uri="http://schemas.microsoft.com/office/word/2010/wordprocessingShape">
+                        <wps:wsp>
+                          <wps:cNvSpPr txBox="1"/>
+                          <wps:spPr>
+                            <a:xfrm>
+                              <a:off x="0" y="0"/>
+                              <a:ext cx="6630670" cy="1890713"/>
+                            </a:xfrm>
+                            <a:prstGeom prst="rect">
+                              <a:avLst/>
+                            </a:prstGeom>
+                            <a:solidFill>
+                              <a:schemeClr val="lt1"/>
+                            </a:solidFill>
+                            <a:ln w="19050">
+                              <a:solidFill>
+                                <a:srgbClr val="0070C0"/>
+                              </a:solidFill>
+                              <a:prstDash val="sysDash"/>
+                            </a:ln>
+                          </wps:spPr>
+                          <wps:txbx>
+                            <w:txbxContent>
+                              <w:p>
+                                <w:pPr>
+                                  <w:jc w:val="center"/>
+                                  <w:rPr>
+                                    <w:b/>
+                                    <w:bCs/>
+                                    <w:color w:val="156082" w:themeColor="accent1"/>
+                                    <w:sz w:val="32"/>
+                                    <w:szCs w:val="32"/>
+                                    <w:lang w:val="en-US"/>
+                                  </w:rPr>
+                                </w:pPr>
+                                <w:r>
+                                  <w:rPr>
+                                    <w:rFonts w:cs="Times New Roman"/>
+                                    <w:b/>
+                                    <w:bCs/>
+                                    <w:color w:val="156082" w:themeColor="accent1"/>
+                                    <w:sz w:val="40"/>
+                                    <w:szCs w:val="40"/>
+                                    <w:lang w:val="en-US"/>
+                                  </w:rPr>
+                                  <w:t xml:space="preserve">TÊN </w:t>
+                                </w:r>
+                                <w:r>
+                                  <w:rPr>
+                                    <w:b/>
+                                    <w:bCs/>
+                                    <w:color w:val="156082" w:themeColor="accent1"/>
+                                    <w:sz w:val="40"/>
+                                    <w:szCs w:val="40"/>
+                                    <w:lang w:val="vi-VN"/>
+                                  </w:rPr>
+                                  <w:t xml:space="preserve">ĐỀ TÀI: </w:t>
+                                </w:r>
+                                <w:r>
+                                  <w:rPr>
+                                    <w:b/>
+                                    <w:bCs/>
+                                    <w:color w:val="156082" w:themeColor="accent1"/>
+                                    <w:sz w:val="40"/>
+                                    <w:szCs w:val="40"/>
+                                  </w:rPr>
+                                  <w:t>XÂY DỰNG WEBSITE THƯƠNG MẠI ĐIỆN TỬ BÁN GIÀY TRỰC TUYẾN.</w:t>
+                                </w:r>
+                              </w:p>
+                              <w:p>
+                                <w:pPr>
+                                  <w:jc w:val="center"/>
+                                  <w:rPr>
+                                    <w:rFonts w:cs="Times New Roman"/>
+                                    <w:b/>
+                                    <w:bCs/>
+                                    <w:color w:val="0070C0"/>
+                                    <w:sz w:val="40"/>
+                                    <w:szCs w:val="40"/>
+                                    <w:lang w:val="en-US"/>
+                                  </w:rPr>
+                                </w:pPr>
+                              </w:p>
+                            </w:txbxContent>
+                          </wps:txbx>
+                          <wps:bodyPr rot="0" spcFirstLastPara="0" vertOverflow="overflow" horzOverflow="overflow" vert="horz" wrap="square" lIns="91440" tIns="45720" rIns="91440" bIns="45720" numCol="1" spcCol="0" rtlCol="0" fromWordArt="0" anchor="ctr" anchorCtr="0" forceAA="0" compatLnSpc="1">
+                            <a:noAutofit/>
+                          </wps:bodyPr>
+                        </wps:wsp>
+                      </a:graphicData>
+                    </a:graphic>
+                    <wp14:sizeRelV relativeFrom="margin">
+                      <wp14:pctHeight>0</wp14:pctHeight>
+                    </wp14:sizeRelV>
+                  </wp:anchor>
+                </w:drawing>
+              </mc:Choice>
+              <mc:Fallback>
+                <w:pict>
+                  <v:shape w14:anchorId="3BA720DF" id="Text Box 1" o:spid="_x0000_s1030" type="#_x0000_t202" style="position:absolute;margin-left:44.25pt;margin-top:10.25pt;width:522.1pt;height:148.9pt;z-index:251663360;visibility:visible;mso-wrap-style:square;mso-height-percent:0;mso-wrap-distance-left:9pt;mso-wrap-distance-top:0;mso-wrap-distance-right:9pt;mso-wrap-distance-bottom:0;mso-position-horizontal:absolute;mso-position-horizontal-relative:page;mso-position-vertical:absolute;mso-position-vertical-relative:text;mso-height-percent:0;mso-height-relative:margin;v-text-anchor:middle" o:gfxdata="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" fillcolor="white [3201]" strokecolor="#0070c0" strokeweight="1.5pt">
+                    <v:stroke dashstyle="3 1"/>
+                    <v:textbox>
+                      <w:txbxContent>
+                        <w:p>
+                          <w:pPr>
+                            <w:jc w:val="center"/>
+                            <w:rPr>
+                              <w:b/>
+                              <w:bCs/>
+                              <w:color w:val="156082" w:themeColor="accent1"/>
+                              <w:sz w:val="32"/>
+                              <w:szCs w:val="32"/>
+                              <w:lang w:val="en-US"/>
+                            </w:rPr>
+                          </w:pPr>
+                          <w:r>
+                            <w:rPr>
+                              <w:rFonts w:cs="Times New Roman"/>
+                              <w:b/>
+                              <w:bCs/>
+                              <w:color w:val="156082" w:themeColor="accent1"/>
+                              <w:sz w:val="40"/>
+                              <w:szCs w:val="40"/>
+                              <w:lang w:val="en-US"/>
+                            </w:rPr>
+                            <w:t xml:space="preserve">TÊN </w:t>
+                          </w:r>
+                          <w:r>
+                            <w:rPr>
+                              <w:b/>
+                              <w:bCs/>
+                              <w:color w:val="156082" w:themeColor="accent1"/>
+                              <w:sz w:val="40"/>
+                              <w:szCs w:val="40"/>
+                              <w:lang w:val="vi-VN"/>
+                            </w:rPr>
+                            <w:t xml:space="preserve">ĐỀ TÀI: </w:t>
+                          </w:r>
+                          <w:r>
+                            <w:rPr>
+                              <w:b/>
+                              <w:bCs/>
+                              <w:color w:val="156082" w:themeColor="accent1"/>
+                              <w:sz w:val="40"/>
+                              <w:szCs w:val="40"/>
+                            </w:rPr>
+                            <w:t>XÂY DỰNG WEBSITE THƯƠNG MẠI ĐIỆN TỬ BÁN GIÀY TRỰC TUYẾN.</w:t>
+                          </w:r>
+                        </w:p>
+                        <w:p>
+                          <w:pPr>
+                            <w:jc w:val="center"/>
+                            <w:rPr>
+                              <w:rFonts w:cs="Times New Roman"/>
+                              <w:b/>
+                              <w:bCs/>
+                              <w:color w:val="0070C0"/>
+                              <w:sz w:val="40"/>
+                              <w:szCs w:val="40"/>
+                              <w:lang w:val="en-US"/>
+                            </w:rPr>
+                          </w:pPr>
+                        </w:p>
+                      </w:txbxContent>
+                    </v:textbox>
+                    <w10:wrap anchorx="page"/>
+                  </v:shape>
+                </w:pict>
+              </mc:Fallback>
+            </mc:AlternateContent>
+          </w:r>
+        </w:p>
+        <w:p>
+          <w:pPr>
+            <w:spacing w:after="160" w:line="278" w:lineRule="auto"/>
+            <w:jc w:val="center"/>
+            <w:rPr>
+              <w:sz w:val="32"/>
+              <w:szCs w:val="32"/>
+              <w:lang w:val="vi-VN"/>
+            </w:rPr>
+          </w:pPr>
+        </w:p>
+        <w:p>
+          <w:pPr>
+            <w:spacing w:after="160" w:line="278" w:lineRule="auto"/>
+            <w:rPr>
+              <w:sz w:val="32"/>
+              <w:szCs w:val="32"/>
+              <w:lang w:val="vi-VN"/>
+            </w:rPr>
+          </w:pPr>
+          <w:r>
+            <w:rPr>
+              <w:sz w:val="32"/>
+              <w:szCs w:val="32"/>
+              <w:lang w:val="vi-VN"/>
+            </w:rPr>
+            <w:br w:type="page"/>
+          </w:r>
+        </w:p>
+      </w:sdtContent>
+    </w:sdt>
     <w:p>
       <w:pPr>
         <w:rPr>
@@ -14,9 +909,10 @@
         <w:rPr>
           <w:b/>
           <w:bCs/>
-          <w:lang w:val="en-US"/>
-        </w:rPr>
-        <w:t>BỘ</w:t>
+          <w:lang w:val="vi-VN"/>
+        </w:rPr>
+        <w:lastRenderedPageBreak/>
+        <w:t xml:space="preserve">I. Giới thiệu về </w:t>
       </w:r>
       <w:r>
         <w:rPr>
@@ -24,8 +920,98 @@
           <w:bCs/>
           <w:lang w:val="vi-VN"/>
         </w:rPr>
-        <w:t xml:space="preserve"> NÔNG NGHIỆP VÀ MÔI TRƯỜNG </w:t>
-      </w:r>
+        <w:t>đề tài</w:t>
+      </w:r>
+    </w:p>
+    <w:p>
+      <w:pPr>
+        <w:rPr>
+          <w:lang w:val="en-US"/>
+        </w:rPr>
+      </w:pPr>
+      <w:r>
+        <w:rPr>
+          <w:lang w:val="en-US"/>
+        </w:rPr>
+        <w:t>Trong bối cảnh thương mại điện tử ngày càng phát triển mạnh mẽ, nhu cầu mua sắm trực tuyến của người tiêu dùng ngày càng tăng cao, đặc biệt trong lĩnh vực thời trang và giày dép. Việc xây dựng một hệ thống website bán giày trực tuyến không chỉ giúp khách hàng tiếp cận sản phẩm một cách nhanh chóng, thuận tiện mà còn hỗ trợ doanh nghiệp tối ưu hóa quy trình quản lý và kinh doanh.</w:t>
+      </w:r>
+    </w:p>
+    <w:p>
+      <w:pPr>
+        <w:rPr>
+          <w:lang w:val="en-US"/>
+        </w:rPr>
+      </w:pPr>
+      <w:r>
+        <w:rPr>
+          <w:lang w:val="en-US"/>
+        </w:rPr>
+        <w:t>Đề tài “Sneaker Store – Website bán giày trực tuyến” được thực hiện nhằm xây dựng một hệ thống thương mại điện tử cho phép khách hàng tìm kiếm, lựa chọn và đặt mua các sản phẩm giày thông qua nền tảng web. Hệ thống đồng thời cung cấp các chức năng quản trị giúp quản lý sản phẩm, danh mục, đơn hàng và người dùng một cách hiệu quả.</w:t>
+      </w:r>
+    </w:p>
+    <w:p>
+      <w:pPr>
+        <w:rPr>
+          <w:lang w:val="vi-VN"/>
+        </w:rPr>
+      </w:pPr>
+      <w:r>
+        <w:rPr>
+          <w:lang w:val="en-US"/>
+        </w:rPr>
+        <w:t>Website được phát triển theo mô hình kiến trúc hiện đại sử dụng Spring Boot cho backend và React kết hợp TypeScript cho frontend, đảm bảo tính bảo mật, khả năng mở rộng và dễ bảo trì. Thông qua đề tài này, nhóm thực hiện mong muốn áp dụng các kiến thức về lập trình web, quản lý cơ sở dữ liệu và phát triển hệ thống phần mềm vào một bài toán thực tế.</w:t>
+      </w:r>
+    </w:p>
+    <w:p>
+      <w:pPr>
+        <w:rPr>
+          <w:lang w:val="en-US"/>
+        </w:rPr>
+      </w:pPr>
+      <w:r>
+        <w:rPr>
+          <w:b/>
+          <w:bCs/>
+          <w:lang w:val="en-US"/>
+        </w:rPr>
+        <w:t>Tên website:</w:t>
+      </w:r>
+      <w:r>
+        <w:rPr>
+          <w:lang w:val="en-US"/>
+        </w:rPr>
+        <w:t xml:space="preserve"> Sneaker Store</w:t>
+      </w:r>
+      <w:r>
+        <w:rPr>
+          <w:lang w:val="en-US"/>
+        </w:rPr>
+        <w:br/>
+      </w:r>
+      <w:r>
+        <w:rPr>
+          <w:b/>
+          <w:bCs/>
+          <w:lang w:val="en-US"/>
+        </w:rPr>
+        <w:t>Mục tiêu:</w:t>
+      </w:r>
+      <w:r>
+        <w:rPr>
+          <w:lang w:val="en-US"/>
+        </w:rPr>
+        <w:t xml:space="preserve"> </w:t>
+      </w:r>
+      <w:r>
+        <w:t>Xây dựng website thương mại điện tử bán giày trực tuyến nhằm cung cấp nền tảng mua sắm tiện lợi cho khách hàng, đồng thời hỗ trợ quản lý sản phẩm, đơn hàng và người dùng cho phía quản trị viên.</w:t>
+      </w:r>
+    </w:p>
+    <w:p>
+      <w:pPr>
+        <w:rPr>
+          <w:lang w:val="en-US"/>
+        </w:rPr>
+      </w:pPr>
     </w:p>
     <w:p>
       <w:pPr>
@@ -41,78 +1027,7 @@
           <w:bCs/>
           <w:lang w:val="vi-VN"/>
         </w:rPr>
-        <w:t>TRƯỜNG ĐẠI HỌC THỦY LỢI</w:t>
-      </w:r>
-    </w:p>
-    <w:p>
-      <w:pPr>
-        <w:rPr>
-          <w:lang w:val="en-US"/>
-        </w:rPr>
-      </w:pPr>
-      <w:r>
-        <w:rPr>
-          <w:lang w:val="en-US"/>
-        </w:rPr>
-        <w:drawing>
-          <wp:anchor distT="0" distB="0" distL="114300" distR="114300" simplePos="0" relativeHeight="251659264" behindDoc="1" locked="0" layoutInCell="1" allowOverlap="1" wp14:anchorId="16F42823" wp14:editId="3193A01F">
-            <wp:simplePos x="0" y="0"/>
-            <wp:positionH relativeFrom="column">
-              <wp:posOffset>1144270</wp:posOffset>
-            </wp:positionH>
-            <wp:positionV relativeFrom="paragraph">
-              <wp:posOffset>386080</wp:posOffset>
-            </wp:positionV>
-            <wp:extent cx="3459480" cy="1925955"/>
-            <wp:effectExtent l="0" t="0" r="7620" b="0"/>
-            <wp:wrapNone/>
-            <wp:docPr id="1856244462" name="Picture 2" descr="Đại học Thủy Lợi (TLU) - Mã trường: TLA"/>
-            <wp:cNvGraphicFramePr>
-              <a:graphicFrameLocks xmlns:a="http://schemas.openxmlformats.org/drawingml/2006/main" noChangeAspect="1"/>
-            </wp:cNvGraphicFramePr>
-            <a:graphic xmlns:a="http://schemas.openxmlformats.org/drawingml/2006/main">
-              <a:graphicData uri="http://schemas.openxmlformats.org/drawingml/2006/picture">
-                <pic:pic xmlns:pic="http://schemas.openxmlformats.org/drawingml/2006/picture">
-                  <pic:nvPicPr>
-                    <pic:cNvPr id="0" name="Picture 1" descr="Đại học Thủy Lợi (TLU) - Mã trường: TLA"/>
-                    <pic:cNvPicPr>
-                      <a:picLocks noChangeAspect="1" noChangeArrowheads="1"/>
-                    </pic:cNvPicPr>
-                  </pic:nvPicPr>
-                  <pic:blipFill>
-                    <a:blip r:embed="rId5">
-                      <a:extLst>
-                        <a:ext uri="{28A0092B-C50C-407E-A947-70E740481C1C}">
-                          <a14:useLocalDpi xmlns:a14="http://schemas.microsoft.com/office/drawing/2010/main" val="0"/>
-                        </a:ext>
-                      </a:extLst>
-                    </a:blip>
-                    <a:srcRect/>
-                    <a:stretch>
-                      <a:fillRect/>
-                    </a:stretch>
-                  </pic:blipFill>
-                  <pic:spPr bwMode="auto">
-                    <a:xfrm>
-                      <a:off x="0" y="0"/>
-                      <a:ext cx="3459480" cy="1925955"/>
-                    </a:xfrm>
-                    <a:prstGeom prst="rect">
-                      <a:avLst/>
-                    </a:prstGeom>
-                    <a:noFill/>
-                  </pic:spPr>
-                </pic:pic>
-              </a:graphicData>
-            </a:graphic>
-            <wp14:sizeRelH relativeFrom="page">
-              <wp14:pctWidth>0</wp14:pctWidth>
-            </wp14:sizeRelH>
-            <wp14:sizeRelV relativeFrom="page">
-              <wp14:pctHeight>0</wp14:pctHeight>
-            </wp14:sizeRelV>
-          </wp:anchor>
-        </w:drawing>
+        <w:t>II. Tóm tắt đề tài</w:t>
       </w:r>
     </w:p>
     <w:p>
@@ -120,469 +1035,54 @@
         <w:rPr>
           <w:b/>
           <w:bCs/>
-          <w:lang w:val="vi-VN"/>
-        </w:rPr>
-      </w:pPr>
-    </w:p>
-    <w:p>
-      <w:pPr>
-        <w:rPr>
-          <w:lang w:val="vi-VN"/>
-        </w:rPr>
-      </w:pPr>
-    </w:p>
-    <w:p>
-      <w:pPr>
-        <w:rPr>
-          <w:lang w:val="vi-VN"/>
-        </w:rPr>
-      </w:pPr>
-    </w:p>
-    <w:p>
-      <w:pPr>
+          <w:lang w:val="en-US"/>
+        </w:rPr>
+      </w:pPr>
+      <w:r>
         <w:rPr>
           <w:b/>
           <w:bCs/>
           <w:lang w:val="en-US"/>
         </w:rPr>
-      </w:pPr>
-    </w:p>
-    <w:p>
-      <w:pPr>
-        <w:rPr>
-          <w:b/>
-          <w:bCs/>
+        <w:t>1. Mô tả hệ thống</w:t>
+      </w:r>
+    </w:p>
+    <w:p>
+      <w:pPr>
+        <w:rPr>
+          <w:lang w:val="en-US"/>
+        </w:rPr>
+      </w:pPr>
+      <w:r>
+        <w:rPr>
+          <w:lang w:val="en-US"/>
+        </w:rPr>
+        <w:t>Hệ thống Sneaker Store là một website thương mại điện tử cho phép khách hàng tìm kiếm, xem thông tin chi tiết và đặt mua các sản phẩm giày trực tuyến.</w:t>
+      </w:r>
+      <w:r>
+        <w:rPr>
           <w:lang w:val="vi-VN"/>
         </w:rPr>
-      </w:pPr>
-    </w:p>
-    <w:p>
-      <w:pPr>
-        <w:rPr>
-          <w:b/>
-          <w:bCs/>
-          <w:lang w:val="en-US"/>
-        </w:rPr>
-      </w:pPr>
-    </w:p>
-    <w:p>
-      <w:pPr>
-        <w:rPr>
-          <w:b/>
-          <w:bCs/>
-          <w:lang w:val="en-US"/>
-        </w:rPr>
-      </w:pPr>
-    </w:p>
-    <w:p>
-      <w:pPr>
-        <w:rPr>
-          <w:b/>
-          <w:bCs/>
-          <w:lang w:val="en-US"/>
-        </w:rPr>
-      </w:pPr>
-    </w:p>
-    <w:p>
-      <w:pPr>
-        <w:rPr>
-          <w:b/>
-          <w:bCs/>
-          <w:lang w:val="en-US"/>
-        </w:rPr>
-      </w:pPr>
-    </w:p>
-    <w:p>
-      <w:pPr>
-        <w:rPr>
-          <w:b/>
-          <w:bCs/>
-          <w:lang w:val="en-US"/>
-        </w:rPr>
-      </w:pPr>
-    </w:p>
-    <w:p>
-      <w:pPr>
-        <w:rPr>
-          <w:b/>
-          <w:bCs/>
+        <w:t xml:space="preserve"> </w:t>
+      </w:r>
+      <w:r>
+        <w:rPr>
+          <w:lang w:val="en-US"/>
+        </w:rPr>
+        <w:t>Người dùng có thể đăng ký tài khoản, đăng nhập, thêm sản phẩm vào giỏ hàng, thực hiện thanh toán và theo dõi trạng thái đơn hàng.</w:t>
+      </w:r>
+      <w:r>
+        <w:rPr>
           <w:lang w:val="vi-VN"/>
         </w:rPr>
-      </w:pPr>
-      <w:r>
-        <w:rPr>
-          <w:b/>
-          <w:bCs/>
-          <w:lang w:val="vi-VN"/>
-        </w:rPr>
-        <w:t>ĐỀ CƯƠNG ĐỒ ÁN TỐT NGHIỆP</w:t>
-      </w:r>
-    </w:p>
-    <w:p>
-      <w:pPr>
-        <w:rPr>
-          <w:b/>
-          <w:bCs/>
-          <w:lang w:val="en-US"/>
-        </w:rPr>
-      </w:pPr>
-    </w:p>
-    <w:p>
-      <w:pPr>
-        <w:rPr>
-          <w:b/>
-          <w:bCs/>
-          <w:lang w:val="en-US"/>
-        </w:rPr>
-      </w:pPr>
-      <w:r>
-        <w:rPr>
-          <w:b/>
-          <w:bCs/>
-          <w:lang w:val="vi-VN"/>
-        </w:rPr>
-        <w:t xml:space="preserve">ĐỀ TÀI: </w:t>
-      </w:r>
-      <w:r>
-        <w:rPr>
-          <w:b/>
-          <w:bCs/>
-        </w:rPr>
-        <w:t>Xây dựng website thương mại điện tử bán giày trực tuyến.</w:t>
-      </w:r>
-    </w:p>
-    <w:p>
-      <w:pPr>
-        <w:rPr>
-          <w:b/>
-          <w:bCs/>
-          <w:lang w:val="vi-VN"/>
-        </w:rPr>
-      </w:pPr>
-      <w:r>
-        <w:rPr>
-          <w:b/>
-          <w:bCs/>
-          <w:lang w:val="vi-VN"/>
-        </w:rPr>
-        <w:t xml:space="preserve">     Sinh viên thực hiện      : </w:t>
-      </w:r>
-      <w:r>
-        <w:rPr>
-          <w:lang w:val="vi-VN"/>
-        </w:rPr>
-        <w:t>Phạm Vũ Ngọc Trọng</w:t>
-      </w:r>
-    </w:p>
-    <w:p>
-      <w:pPr>
-        <w:rPr>
-          <w:lang w:val="vi-VN"/>
-        </w:rPr>
-      </w:pPr>
-      <w:r>
-        <w:rPr>
-          <w:b/>
-          <w:bCs/>
-          <w:lang w:val="vi-VN"/>
-        </w:rPr>
-        <w:t xml:space="preserve">                     Mã sinh viên                 : </w:t>
-      </w:r>
-      <w:r>
-        <w:rPr>
-          <w:lang w:val="vi-VN"/>
-        </w:rPr>
-        <w:t>2251061901</w:t>
-      </w:r>
-    </w:p>
-    <w:p>
-      <w:pPr>
-        <w:rPr>
-          <w:lang w:val="vi-VN"/>
-        </w:rPr>
-      </w:pPr>
-      <w:r>
-        <w:rPr>
-          <w:b/>
-          <w:bCs/>
-          <w:lang w:val="vi-VN"/>
-        </w:rPr>
-        <w:t xml:space="preserve">                     Lớp                                : </w:t>
-      </w:r>
-      <w:r>
-        <w:rPr>
-          <w:lang w:val="vi-VN"/>
-        </w:rPr>
-        <w:t>64CNTT3</w:t>
-      </w:r>
-    </w:p>
-    <w:p>
-      <w:pPr>
-        <w:rPr>
-          <w:lang w:val="vi-VN"/>
-        </w:rPr>
-      </w:pPr>
-    </w:p>
-    <w:p>
-      <w:pPr>
-        <w:rPr>
-          <w:lang w:val="vi-VN"/>
-        </w:rPr>
-      </w:pPr>
-      <w:r>
-        <w:rPr>
-          <w:lang w:val="en-US"/>
-        </w:rPr>
-        <w:br/>
-        <w:t>Hà Nội</w:t>
-      </w:r>
-    </w:p>
-    <w:p>
-      <w:pPr>
-        <w:rPr>
-          <w:lang w:val="vi-VN"/>
-        </w:rPr>
-      </w:pPr>
-      <w:r>
-        <w:rPr>
-          <w:lang w:val="en-US"/>
-        </w:rPr>
         <w:t xml:space="preserve"> </w:t>
       </w:r>
       <w:r>
         <w:rPr>
           <w:lang w:val="en-US"/>
         </w:rPr>
-        <w:t>N</w:t>
-      </w:r>
-      <w:r>
-        <w:rPr>
-          <w:lang w:val="en-US"/>
-        </w:rPr>
-        <w:t xml:space="preserve">ăm </w:t>
-      </w:r>
-      <w:r>
-        <w:rPr>
-          <w:lang w:val="en-US"/>
-        </w:rPr>
-        <w:t>2026</w:t>
-      </w:r>
-    </w:p>
-    <w:p>
-      <w:pPr>
-        <w:rPr>
-          <w:lang w:val="vi-VN"/>
-        </w:rPr>
-      </w:pPr>
-    </w:p>
-    <w:p>
-      <w:pPr>
-        <w:rPr>
-          <w:lang w:val="vi-VN"/>
-        </w:rPr>
-      </w:pPr>
-    </w:p>
-    <w:p>
-      <w:pPr>
-        <w:rPr>
-          <w:lang w:val="vi-VN"/>
-        </w:rPr>
-      </w:pPr>
-    </w:p>
-    <w:p>
-      <w:pPr>
-        <w:rPr>
-          <w:b/>
-          <w:bCs/>
-          <w:lang w:val="vi-VN"/>
-        </w:rPr>
-      </w:pPr>
-      <w:r>
-        <w:rPr>
-          <w:b/>
-          <w:bCs/>
-          <w:lang w:val="vi-VN"/>
-        </w:rPr>
-        <w:t xml:space="preserve">I. Giới thiệu về </w:t>
-      </w:r>
-      <w:r>
-        <w:rPr>
-          <w:b/>
-          <w:bCs/>
-          <w:lang w:val="vi-VN"/>
-        </w:rPr>
-        <w:t>đề tài</w:t>
-      </w:r>
-    </w:p>
-    <w:p>
-      <w:pPr>
-        <w:rPr>
-          <w:lang w:val="en-US"/>
-        </w:rPr>
-      </w:pPr>
-      <w:r>
-        <w:rPr>
-          <w:lang w:val="en-US"/>
-        </w:rPr>
-        <w:t>Trong bối cảnh thương mại điện tử ngày càng phát triển mạnh mẽ, nhu cầu mua sắm trực tuyến của người tiêu dùng ngày càng tăng cao, đặc biệt trong lĩnh vực thời trang và giày dép. Việc xây dựng một hệ thống website bán giày trực tuyến không chỉ giúp khách hàng tiếp cận sản phẩm một cách nhanh chóng, thuận tiện mà còn hỗ trợ doanh nghiệp tối ưu hóa quy trình quản lý và kinh doanh.</w:t>
-      </w:r>
-    </w:p>
-    <w:p>
-      <w:pPr>
-        <w:rPr>
-          <w:lang w:val="en-US"/>
-        </w:rPr>
-      </w:pPr>
-      <w:r>
-        <w:rPr>
-          <w:lang w:val="en-US"/>
-        </w:rPr>
-        <w:t>Đề tài “Sneaker Store – Website bán giày trực tuyến” được thực hiện nhằm xây dựng một hệ thống thương mại điện tử cho phép khách hàng tìm kiếm, lựa chọn và đặt mua các sản phẩm giày thông qua nền tảng web. Hệ thống đồng thời cung cấp các chức năng quản trị giúp quản lý sản phẩm, danh mục, đơn hàng và người dùng một cách hiệu quả.</w:t>
-      </w:r>
-    </w:p>
-    <w:p>
-      <w:pPr>
-        <w:rPr>
-          <w:lang w:val="vi-VN"/>
-        </w:rPr>
-      </w:pPr>
-      <w:r>
-        <w:rPr>
-          <w:lang w:val="en-US"/>
-        </w:rPr>
-        <w:t xml:space="preserve">Website được phát triển theo mô hình kiến trúc hiện đại sử dụng Spring Boot cho backend và React kết hợp TypeScript cho frontend, đảm bảo tính bảo mật, khả năng mở rộng và dễ bảo trì. Thông qua đề tài này, nhóm thực hiện mong muốn áp dụng các kiến thức về lập </w:t>
-      </w:r>
-      <w:r>
-        <w:rPr>
-          <w:lang w:val="en-US"/>
-        </w:rPr>
-        <w:lastRenderedPageBreak/>
-        <w:t>trình web, quản lý cơ sở dữ liệu và phát triển hệ thống phần mềm vào một bài toán thực tế.</w:t>
-      </w:r>
-    </w:p>
-    <w:p>
-      <w:pPr>
-        <w:rPr>
-          <w:lang w:val="vi-VN"/>
-        </w:rPr>
-      </w:pPr>
-      <w:r>
-        <w:rPr>
-          <w:b/>
-          <w:bCs/>
-          <w:lang w:val="en-US"/>
-        </w:rPr>
-        <w:t>Tên website:</w:t>
-      </w:r>
-      <w:r>
-        <w:rPr>
-          <w:lang w:val="en-US"/>
-        </w:rPr>
-        <w:t xml:space="preserve"> Sneaker Store</w:t>
-      </w:r>
-      <w:r>
-        <w:rPr>
-          <w:lang w:val="en-US"/>
-        </w:rPr>
-        <w:br/>
-      </w:r>
-      <w:r>
-        <w:rPr>
-          <w:b/>
-          <w:bCs/>
-          <w:lang w:val="en-US"/>
-        </w:rPr>
-        <w:t>Mục tiêu:</w:t>
-      </w:r>
-      <w:r>
-        <w:rPr>
-          <w:lang w:val="en-US"/>
-        </w:rPr>
-        <w:t xml:space="preserve"> </w:t>
-      </w:r>
-      <w:r>
-        <w:t>Xây dựng website thương mại điện tử bán giày trực tuyến nhằm cung cấp nền tảng mua sắm tiện lợi cho khách hàng, đồng thời hỗ trợ quản lý sản phẩm, đơn hàng và người dùng cho phía quản trị viên.</w:t>
-      </w:r>
-    </w:p>
-    <w:p>
-      <w:pPr>
-        <w:rPr>
-          <w:b/>
-          <w:bCs/>
-          <w:lang w:val="vi-VN"/>
-        </w:rPr>
-      </w:pPr>
-      <w:r>
-        <w:rPr>
-          <w:b/>
-          <w:bCs/>
-          <w:lang w:val="vi-VN"/>
-        </w:rPr>
-        <w:t>II. Tóm tắt đề tài</w:t>
-      </w:r>
-    </w:p>
-    <w:p>
-      <w:pPr>
-        <w:rPr>
-          <w:b/>
-          <w:bCs/>
-          <w:lang w:val="en-US"/>
-        </w:rPr>
-      </w:pPr>
-      <w:r>
-        <w:rPr>
-          <w:b/>
-          <w:bCs/>
-          <w:lang w:val="en-US"/>
-        </w:rPr>
-        <w:t>1. Mô tả hệ thống</w:t>
-      </w:r>
-    </w:p>
-    <w:p>
-      <w:pPr>
-        <w:rPr>
-          <w:lang w:val="en-US"/>
-        </w:rPr>
-      </w:pPr>
-      <w:r>
-        <w:rPr>
-          <w:lang w:val="en-US"/>
-        </w:rPr>
-        <w:t>Hệ thống Sneaker Store là một website thương mại điện tử cho phép khách hàng tìm kiếm, xem thông tin chi tiết và đặt mua các sản phẩm giày trực tuyến.</w:t>
-      </w:r>
-      <w:r>
-        <w:rPr>
-          <w:lang w:val="vi-VN"/>
-        </w:rPr>
-        <w:t xml:space="preserve"> </w:t>
-      </w:r>
-      <w:r>
-        <w:rPr>
-          <w:lang w:val="en-US"/>
-        </w:rPr>
-        <w:t>Người dùng có thể đăng ký tài khoản, đăng nhập, thêm sản phẩm vào giỏ hàng, thực hiện thanh toán và theo dõi trạng thái đơn hàng.</w:t>
-      </w:r>
-      <w:r>
-        <w:rPr>
-          <w:lang w:val="vi-VN"/>
-        </w:rPr>
-        <w:t xml:space="preserve"> </w:t>
-      </w:r>
-      <w:r>
-        <w:rPr>
-          <w:lang w:val="en-US"/>
-        </w:rPr>
         <w:t>Hệ thống cũng cung cấp khu vực quản trị dành cho quản trị viên/nhân viên để quản lý sản phẩm, danh mục, đơn hàng và tài khoản người dùng.</w:t>
       </w:r>
-    </w:p>
-    <w:p>
-      <w:pPr>
-        <w:rPr>
-          <w:b/>
-          <w:bCs/>
-          <w:lang w:val="vi-VN"/>
-        </w:rPr>
-      </w:pPr>
     </w:p>
     <w:p>
       <w:pPr>
@@ -911,6 +1411,20 @@
         </w:rPr>
         <w:t>IntelliJ IDEA / VS Code</w:t>
       </w:r>
+      <w:r>
+        <w:rPr>
+          <w:lang w:val="en-US"/>
+        </w:rPr>
+        <w:t>, Docker</w:t>
+      </w:r>
+    </w:p>
+    <w:p>
+      <w:pPr>
+        <w:pStyle w:val="ListParagraph"/>
+        <w:rPr>
+          <w:lang w:val="en-US"/>
+        </w:rPr>
+      </w:pPr>
     </w:p>
     <w:p>
       <w:pPr>
@@ -940,259 +1454,895 @@
         <w:rPr>
           <w:b/>
           <w:bCs/>
-          <w:lang w:val="vi-VN"/>
+          <w:lang w:val="en-US"/>
         </w:rPr>
       </w:pPr>
       <w:r>
         <w:rPr>
           <w:b/>
           <w:bCs/>
+          <w:lang w:val="en-US"/>
+        </w:rPr>
+        <w:t>1. Chức năng dành cho khách hàng</w:t>
+      </w:r>
+    </w:p>
+    <w:p>
+      <w:pPr>
+        <w:rPr>
+          <w:lang w:val="en-US"/>
+        </w:rPr>
+      </w:pPr>
+      <w:r>
+        <w:rPr>
+          <w:lang w:val="en-US"/>
+        </w:rPr>
+        <w:lastRenderedPageBreak/>
+        <w:t>-Đăng ký tài khoản</w:t>
+      </w:r>
+      <w:r>
+        <w:rPr>
+          <w:lang w:val="en-US"/>
+        </w:rPr>
+        <w:t xml:space="preserve">: </w:t>
+      </w:r>
+      <w:r>
+        <w:rPr>
+          <w:lang w:val="en-US"/>
+        </w:rPr>
+        <w:t>Cho phép người dùng tạo tài khoản mới để sử dụng các chức năng mua sắm.</w:t>
+      </w:r>
+    </w:p>
+    <w:p>
+      <w:pPr>
+        <w:rPr>
+          <w:lang w:val="en-US"/>
+        </w:rPr>
+      </w:pPr>
+      <w:r>
+        <w:rPr>
+          <w:lang w:val="en-US"/>
+        </w:rPr>
+        <w:t>- Đăng nhập / đăng xuất</w:t>
+      </w:r>
+      <w:r>
+        <w:rPr>
+          <w:lang w:val="en-US"/>
+        </w:rPr>
+        <w:t xml:space="preserve">: </w:t>
+      </w:r>
+      <w:r>
+        <w:rPr>
+          <w:lang w:val="en-US"/>
+        </w:rPr>
+        <w:t>Xác thực người dùng để truy cập các chức năng cá nhân.</w:t>
+      </w:r>
+    </w:p>
+    <w:p>
+      <w:pPr>
+        <w:rPr>
+          <w:lang w:val="en-US"/>
+        </w:rPr>
+      </w:pPr>
+      <w:r>
+        <w:rPr>
+          <w:lang w:val="en-US"/>
+        </w:rPr>
+        <w:t>- Tìm kiếm sản phẩm</w:t>
+      </w:r>
+      <w:r>
+        <w:rPr>
+          <w:lang w:val="en-US"/>
+        </w:rPr>
+        <w:t xml:space="preserve">: </w:t>
+      </w:r>
+      <w:r>
+        <w:rPr>
+          <w:lang w:val="en-US"/>
+        </w:rPr>
+        <w:t>Cho phép khách hàng tìm kiếm giày theo tên, thương hiệu hoặc từ khóa.</w:t>
+      </w:r>
+    </w:p>
+    <w:p>
+      <w:pPr>
+        <w:rPr>
+          <w:lang w:val="en-US"/>
+        </w:rPr>
+      </w:pPr>
+      <w:r>
+        <w:rPr>
+          <w:lang w:val="en-US"/>
+        </w:rPr>
+        <w:t>- Xem danh sách sản phẩm</w:t>
+      </w:r>
+      <w:r>
+        <w:rPr>
+          <w:lang w:val="en-US"/>
+        </w:rPr>
+        <w:t xml:space="preserve">: </w:t>
+      </w:r>
+      <w:r>
+        <w:rPr>
+          <w:lang w:val="en-US"/>
+        </w:rPr>
+        <w:t>Hiển thị các sản phẩm theo danh mục hoặc bộ lọc.</w:t>
+      </w:r>
+    </w:p>
+    <w:p>
+      <w:pPr>
+        <w:rPr>
+          <w:lang w:val="en-US"/>
+        </w:rPr>
+      </w:pPr>
+      <w:r>
+        <w:rPr>
+          <w:lang w:val="en-US"/>
+        </w:rPr>
+        <w:t>- Xem chi tiết sản phẩm</w:t>
+      </w:r>
+      <w:r>
+        <w:rPr>
+          <w:lang w:val="en-US"/>
+        </w:rPr>
+        <w:t xml:space="preserve">: </w:t>
+      </w:r>
+      <w:r>
+        <w:rPr>
+          <w:lang w:val="en-US"/>
+        </w:rPr>
+        <w:t>Hiển thị thông tin chi tiết như: hình ảnh, giá, mô tả, size, đánh giá.</w:t>
+      </w:r>
+    </w:p>
+    <w:p>
+      <w:pPr>
+        <w:rPr>
+          <w:lang w:val="en-US"/>
+        </w:rPr>
+      </w:pPr>
+      <w:r>
+        <w:rPr>
+          <w:lang w:val="en-US"/>
+        </w:rPr>
+        <w:t>- Lọc và sắp xếp sản phẩm</w:t>
+      </w:r>
+      <w:r>
+        <w:rPr>
+          <w:lang w:val="en-US"/>
+        </w:rPr>
+        <w:t xml:space="preserve">: </w:t>
+      </w:r>
+      <w:r>
+        <w:rPr>
+          <w:lang w:val="en-US"/>
+        </w:rPr>
+        <w:t>Lọc theo giá, thương hiệu, size hoặc sắp xếp theo giá tăng/giảm, sản phẩm mới.</w:t>
+      </w:r>
+    </w:p>
+    <w:p>
+      <w:pPr>
+        <w:rPr>
+          <w:lang w:val="en-US"/>
+        </w:rPr>
+      </w:pPr>
+      <w:r>
+        <w:rPr>
+          <w:lang w:val="en-US"/>
+        </w:rPr>
+        <w:t xml:space="preserve">- Giỏ hàng  </w:t>
+      </w:r>
+    </w:p>
+    <w:p>
+      <w:pPr>
+        <w:ind w:firstLine="720"/>
+        <w:rPr>
+          <w:lang w:val="en-US"/>
+        </w:rPr>
+      </w:pPr>
+      <w:r>
+        <w:rPr>
+          <w:lang w:val="en-US"/>
+        </w:rPr>
+        <w:t xml:space="preserve">+ Thêm sản phẩm vào giỏ hàng  </w:t>
+      </w:r>
+    </w:p>
+    <w:p>
+      <w:pPr>
+        <w:ind w:firstLine="720"/>
+        <w:rPr>
+          <w:lang w:val="en-US"/>
+        </w:rPr>
+      </w:pPr>
+      <w:r>
+        <w:rPr>
+          <w:lang w:val="en-US"/>
+        </w:rPr>
+        <w:t xml:space="preserve">+ Cập nhật số lượng  </w:t>
+      </w:r>
+    </w:p>
+    <w:p>
+      <w:pPr>
+        <w:ind w:firstLine="720"/>
+        <w:rPr>
+          <w:lang w:val="en-US"/>
+        </w:rPr>
+      </w:pPr>
+      <w:r>
+        <w:rPr>
+          <w:lang w:val="en-US"/>
+        </w:rPr>
+        <w:t>+ Xóa sản phẩm khỏi giỏ</w:t>
+      </w:r>
+    </w:p>
+    <w:p>
+      <w:pPr>
+        <w:rPr>
+          <w:lang w:val="en-US"/>
+        </w:rPr>
+      </w:pPr>
+      <w:r>
+        <w:rPr>
+          <w:lang w:val="en-US"/>
+        </w:rPr>
+        <w:t>- Đặt hàng / Thanh toán</w:t>
+      </w:r>
+      <w:r>
+        <w:rPr>
+          <w:lang w:val="en-US"/>
+        </w:rPr>
+        <w:t xml:space="preserve">: </w:t>
+      </w:r>
+      <w:r>
+        <w:rPr>
+          <w:lang w:val="en-US"/>
+        </w:rPr>
+        <w:t>Khách hàng cung cấp thông tin giao hàng và xác nhận đơn hàng.</w:t>
+      </w:r>
+    </w:p>
+    <w:p>
+      <w:pPr>
+        <w:rPr>
+          <w:lang w:val="en-US"/>
+        </w:rPr>
+      </w:pPr>
+      <w:r>
+        <w:rPr>
+          <w:lang w:val="en-US"/>
+        </w:rPr>
+        <w:t>- Theo dõi trạng thái đơn hàng</w:t>
+      </w:r>
+      <w:r>
+        <w:rPr>
+          <w:lang w:val="en-US"/>
+        </w:rPr>
+        <w:t xml:space="preserve">: </w:t>
+      </w:r>
+      <w:r>
+        <w:rPr>
+          <w:lang w:val="en-US"/>
+        </w:rPr>
+        <w:t>Xem các trạng thái như: chờ xác nhận, đang giao, đã giao.</w:t>
+      </w:r>
+    </w:p>
+    <w:p>
+      <w:pPr>
+        <w:rPr>
+          <w:lang w:val="en-US"/>
+        </w:rPr>
+      </w:pPr>
+      <w:r>
+        <w:rPr>
+          <w:lang w:val="en-US"/>
+        </w:rPr>
+        <w:t>- Lịch sử mua hàng</w:t>
+      </w:r>
+      <w:r>
+        <w:rPr>
+          <w:lang w:val="en-US"/>
+        </w:rPr>
+        <w:t xml:space="preserve">: </w:t>
+      </w:r>
+      <w:r>
+        <w:rPr>
+          <w:lang w:val="en-US"/>
+        </w:rPr>
+        <w:t>Xem lại các đơn hàng đã mua trước đó.</w:t>
+      </w:r>
+    </w:p>
+    <w:p>
+      <w:pPr>
+        <w:rPr>
+          <w:lang w:val="en-US"/>
+        </w:rPr>
+      </w:pPr>
+      <w:r>
+        <w:rPr>
+          <w:lang w:val="en-US"/>
+        </w:rPr>
+        <w:t>- Đánh giá và nhận xét sản phẩm</w:t>
+      </w:r>
+      <w:r>
+        <w:rPr>
+          <w:lang w:val="en-US"/>
+        </w:rPr>
+        <w:t xml:space="preserve">: </w:t>
+      </w:r>
+      <w:r>
+        <w:rPr>
+          <w:lang w:val="en-US"/>
+        </w:rPr>
+        <w:t>Cho phép khách hàng đánh giá sao và bình luận về sản phẩm sau khi mua.</w:t>
+      </w:r>
+    </w:p>
+    <w:p>
+      <w:pPr>
+        <w:rPr>
+          <w:lang w:val="en-US"/>
+        </w:rPr>
+      </w:pPr>
+      <w:r>
+        <w:rPr>
+          <w:lang w:val="en-US"/>
+        </w:rPr>
+        <w:t>- Quản lý thông tin cá nhân</w:t>
+      </w:r>
+      <w:r>
+        <w:rPr>
+          <w:lang w:val="en-US"/>
+        </w:rPr>
+        <w:t xml:space="preserve">: </w:t>
+      </w:r>
+      <w:r>
+        <w:rPr>
+          <w:lang w:val="en-US"/>
+        </w:rPr>
+        <w:t>Cập nhật thông tin cá nhân như tên, email, địa chỉ giao hàng.</w:t>
+      </w:r>
+    </w:p>
+    <w:p>
+      <w:pPr>
+        <w:rPr>
+          <w:lang w:val="en-US"/>
+        </w:rPr>
+      </w:pPr>
+      <w:r>
+        <w:rPr>
+          <w:lang w:val="en-US"/>
+        </w:rPr>
+        <w:t>- Giao tiếp</w:t>
+      </w:r>
+      <w:r>
+        <w:rPr>
           <w:lang w:val="vi-VN"/>
         </w:rPr>
-        <w:t>1. Khách hàng</w:t>
-      </w:r>
-    </w:p>
-    <w:p>
-      <w:pPr>
-        <w:ind w:firstLine="720"/>
-        <w:rPr>
-          <w:lang w:val="en-US"/>
-        </w:rPr>
-      </w:pPr>
-      <w:r>
-        <w:rPr>
-          <w:lang w:val="vi-VN"/>
-        </w:rPr>
-        <w:t xml:space="preserve">- </w:t>
-      </w:r>
-      <w:r>
-        <w:rPr>
-          <w:lang w:val="en-US"/>
-        </w:rPr>
-        <w:t>Tìm</w:t>
-      </w:r>
-      <w:r>
-        <w:rPr>
-          <w:lang w:val="vi-VN"/>
-        </w:rPr>
-        <w:t xml:space="preserve"> kiếm</w:t>
-      </w:r>
-      <w:r>
-        <w:rPr>
-          <w:lang w:val="en-US"/>
-        </w:rPr>
-        <w:t xml:space="preserve"> sản phẩm</w:t>
-      </w:r>
-    </w:p>
-    <w:p>
-      <w:pPr>
-        <w:ind w:firstLine="720"/>
-        <w:rPr>
-          <w:lang w:val="vi-VN"/>
-        </w:rPr>
-      </w:pPr>
-      <w:r>
-        <w:rPr>
-          <w:lang w:val="vi-VN"/>
-        </w:rPr>
-        <w:t xml:space="preserve">- </w:t>
-      </w:r>
-      <w:r>
-        <w:rPr>
-          <w:lang w:val="en-US"/>
-        </w:rPr>
-        <w:t>Chi tiết sản phẩm</w:t>
-      </w:r>
-    </w:p>
-    <w:p>
-      <w:pPr>
-        <w:ind w:firstLine="720"/>
-        <w:rPr>
-          <w:lang w:val="en-US"/>
-        </w:rPr>
-      </w:pPr>
-      <w:r>
-        <w:rPr>
-          <w:lang w:val="vi-VN"/>
-        </w:rPr>
-        <w:t xml:space="preserve">- </w:t>
-      </w:r>
-      <w:r>
-        <w:rPr>
-          <w:lang w:val="en-US"/>
-        </w:rPr>
-        <w:t>Giỏ hàng</w:t>
-      </w:r>
-    </w:p>
-    <w:p>
-      <w:pPr>
-        <w:ind w:firstLine="720"/>
-        <w:rPr>
-          <w:lang w:val="en-US"/>
-        </w:rPr>
-      </w:pPr>
-      <w:r>
-        <w:rPr>
-          <w:lang w:val="vi-VN"/>
-        </w:rPr>
-        <w:t xml:space="preserve">- </w:t>
-      </w:r>
-      <w:r>
-        <w:rPr>
-          <w:lang w:val="en-US"/>
-        </w:rPr>
-        <w:t>Thanh toán</w:t>
-      </w:r>
-    </w:p>
-    <w:p>
-      <w:pPr>
-        <w:ind w:firstLine="720"/>
-        <w:rPr>
-          <w:lang w:val="vi-VN"/>
-        </w:rPr>
-      </w:pPr>
-      <w:r>
-        <w:rPr>
-          <w:lang w:val="vi-VN"/>
-        </w:rPr>
-        <w:t xml:space="preserve">- </w:t>
-      </w:r>
-      <w:r>
-        <w:rPr>
-          <w:lang w:val="en-US"/>
-        </w:rPr>
-        <w:t>Lịch sử mua hàng</w:t>
-      </w:r>
-    </w:p>
-    <w:p>
-      <w:pPr>
-        <w:ind w:firstLine="720"/>
-        <w:rPr>
-          <w:lang w:val="vi-VN"/>
-        </w:rPr>
-      </w:pPr>
-      <w:r>
-        <w:rPr>
-          <w:lang w:val="vi-VN"/>
-        </w:rPr>
-        <w:t>- Đánh giá chất lượng sản phẩm</w:t>
-      </w:r>
-    </w:p>
-    <w:p>
-      <w:pPr>
-        <w:rPr>
-          <w:lang w:val="vi-VN"/>
-        </w:rPr>
-      </w:pPr>
-      <w:r>
+        <w:t xml:space="preserve"> với chatbot về thông tin sản phẩm.</w:t>
+      </w:r>
+    </w:p>
+    <w:p>
+      <w:pPr>
+        <w:rPr>
+          <w:lang w:val="en-US"/>
+        </w:rPr>
+      </w:pPr>
+    </w:p>
+    <w:p>
+      <w:pPr>
         <w:rPr>
           <w:b/>
           <w:bCs/>
-          <w:lang w:val="vi-VN"/>
-        </w:rPr>
-        <w:t xml:space="preserve">2. </w:t>
-      </w:r>
+          <w:lang w:val="en-US"/>
+        </w:rPr>
+      </w:pPr>
       <w:r>
         <w:rPr>
           <w:b/>
           <w:bCs/>
           <w:lang w:val="en-US"/>
         </w:rPr>
-        <w:t>Quản trị viên</w:t>
-      </w:r>
-      <w:r>
-        <w:rPr>
-          <w:b/>
-          <w:bCs/>
+        <w:t>2. Chức năng dành cho quản trị viên / nhân viên</w:t>
+      </w:r>
+    </w:p>
+    <w:p>
+      <w:pPr>
+        <w:rPr>
+          <w:lang w:val="en-US"/>
+        </w:rPr>
+      </w:pPr>
+      <w:r>
+        <w:rPr>
+          <w:lang w:val="en-US"/>
+        </w:rPr>
+        <w:t xml:space="preserve">     - </w:t>
+      </w:r>
+      <w:r>
+        <w:rPr>
+          <w:lang w:val="en-US"/>
+        </w:rPr>
+        <w:t>Quản lý danh mục sản phẩm</w:t>
+      </w:r>
+    </w:p>
+    <w:p>
+      <w:pPr>
+        <w:ind w:firstLine="720"/>
+        <w:rPr>
+          <w:lang w:val="en-US"/>
+        </w:rPr>
+      </w:pPr>
+      <w:r>
+        <w:rPr>
+          <w:lang w:val="en-US"/>
+        </w:rPr>
+        <w:t xml:space="preserve">+ </w:t>
+      </w:r>
+      <w:r>
+        <w:rPr>
+          <w:lang w:val="en-US"/>
+        </w:rPr>
+        <w:t>Thêm danh mục</w:t>
+      </w:r>
+    </w:p>
+    <w:p>
+      <w:pPr>
+        <w:ind w:firstLine="720"/>
+        <w:rPr>
+          <w:lang w:val="en-US"/>
+        </w:rPr>
+      </w:pPr>
+      <w:r>
+        <w:rPr>
+          <w:lang w:val="en-US"/>
+        </w:rPr>
+        <w:t xml:space="preserve">+ </w:t>
+      </w:r>
+      <w:r>
+        <w:rPr>
+          <w:lang w:val="en-US"/>
+        </w:rPr>
+        <w:t>Sửa danh mục</w:t>
+      </w:r>
+    </w:p>
+    <w:p>
+      <w:pPr>
+        <w:ind w:firstLine="720"/>
+        <w:rPr>
+          <w:lang w:val="en-US"/>
+        </w:rPr>
+      </w:pPr>
+      <w:r>
+        <w:rPr>
+          <w:lang w:val="en-US"/>
+        </w:rPr>
+        <w:t xml:space="preserve">+ </w:t>
+      </w:r>
+      <w:r>
+        <w:rPr>
+          <w:lang w:val="en-US"/>
+        </w:rPr>
+        <w:t>Xóa danh mục</w:t>
+      </w:r>
+    </w:p>
+    <w:p>
+      <w:pPr>
+        <w:ind w:firstLine="720"/>
+        <w:rPr>
+          <w:lang w:val="en-US"/>
+        </w:rPr>
+      </w:pPr>
+      <w:r>
+        <w:rPr>
+          <w:lang w:val="en-US"/>
+        </w:rPr>
+        <w:t xml:space="preserve">+ </w:t>
+      </w:r>
+      <w:r>
+        <w:rPr>
+          <w:lang w:val="en-US"/>
+        </w:rPr>
+        <w:t>Xem danh sách danh mục</w:t>
+      </w:r>
+    </w:p>
+    <w:p>
+      <w:pPr>
+        <w:pStyle w:val="ListParagraph"/>
+        <w:numPr>
+          <w:ilvl w:val="0"/>
+          <w:numId w:val="3"/>
+        </w:numPr>
+        <w:rPr>
+          <w:lang w:val="en-US"/>
+        </w:rPr>
+      </w:pPr>
+      <w:r>
+        <w:rPr>
+          <w:lang w:val="en-US"/>
+        </w:rPr>
+        <w:t>Quản lý sản phẩm</w:t>
+      </w:r>
+    </w:p>
+    <w:p>
+      <w:pPr>
+        <w:ind w:firstLine="720"/>
+        <w:rPr>
+          <w:lang w:val="en-US"/>
+        </w:rPr>
+      </w:pPr>
+      <w:r>
+        <w:rPr>
+          <w:lang w:val="en-US"/>
+        </w:rPr>
+        <w:t xml:space="preserve">+ </w:t>
+      </w:r>
+      <w:r>
+        <w:rPr>
+          <w:lang w:val="en-US"/>
+        </w:rPr>
+        <w:t>Thêm sản phẩm mới</w:t>
+      </w:r>
+    </w:p>
+    <w:p>
+      <w:pPr>
+        <w:ind w:left="360" w:firstLine="360"/>
+        <w:rPr>
+          <w:lang w:val="en-US"/>
+        </w:rPr>
+      </w:pPr>
+      <w:r>
+        <w:rPr>
+          <w:lang w:val="en-US"/>
+        </w:rPr>
+        <w:t xml:space="preserve">+ </w:t>
+      </w:r>
+      <w:r>
+        <w:rPr>
+          <w:lang w:val="en-US"/>
+        </w:rPr>
+        <w:t>Cập nhật thông tin sản phẩm</w:t>
+      </w:r>
+    </w:p>
+    <w:p>
+      <w:pPr>
+        <w:ind w:firstLine="720"/>
+        <w:rPr>
+          <w:lang w:val="en-US"/>
+        </w:rPr>
+      </w:pPr>
+      <w:r>
+        <w:rPr>
+          <w:lang w:val="en-US"/>
+        </w:rPr>
+        <w:t xml:space="preserve">+ </w:t>
+      </w:r>
+      <w:r>
+        <w:rPr>
+          <w:lang w:val="en-US"/>
+        </w:rPr>
+        <w:t>Xóa sản phẩm</w:t>
+      </w:r>
+    </w:p>
+    <w:p>
+      <w:pPr>
+        <w:ind w:firstLine="720"/>
+        <w:rPr>
+          <w:lang w:val="en-US"/>
+        </w:rPr>
+      </w:pPr>
+      <w:r>
+        <w:rPr>
+          <w:lang w:val="en-US"/>
+        </w:rPr>
+        <w:t xml:space="preserve">+ </w:t>
+      </w:r>
+      <w:r>
+        <w:rPr>
+          <w:lang w:val="en-US"/>
+        </w:rPr>
+        <w:t>Quản lý hình ảnh và số lượng tồn kho</w:t>
+      </w:r>
+    </w:p>
+    <w:p>
+      <w:pPr>
+        <w:pStyle w:val="ListParagraph"/>
+        <w:numPr>
+          <w:ilvl w:val="0"/>
+          <w:numId w:val="3"/>
+        </w:numPr>
+        <w:rPr>
+          <w:lang w:val="en-US"/>
+        </w:rPr>
+      </w:pPr>
+      <w:r>
+        <w:rPr>
+          <w:lang w:val="en-US"/>
+        </w:rPr>
+        <w:t>Quản lý đơn hàng</w:t>
+      </w:r>
+    </w:p>
+    <w:p>
+      <w:pPr>
+        <w:ind w:firstLine="720"/>
+        <w:rPr>
+          <w:lang w:val="en-US"/>
+        </w:rPr>
+      </w:pPr>
+      <w:r>
+        <w:rPr>
+          <w:lang w:val="en-US"/>
+        </w:rPr>
+        <w:t xml:space="preserve">+ </w:t>
+      </w:r>
+      <w:r>
+        <w:rPr>
+          <w:lang w:val="en-US"/>
+        </w:rPr>
+        <w:t>Xem danh sách đơn hàng</w:t>
+      </w:r>
+    </w:p>
+    <w:p>
+      <w:pPr>
+        <w:ind w:left="360" w:firstLine="360"/>
+        <w:rPr>
+          <w:lang w:val="en-US"/>
+        </w:rPr>
+      </w:pPr>
+      <w:r>
+        <w:rPr>
+          <w:lang w:val="en-US"/>
+        </w:rPr>
+        <w:t xml:space="preserve">+ </w:t>
+      </w:r>
+      <w:r>
+        <w:rPr>
+          <w:lang w:val="en-US"/>
+        </w:rPr>
+        <w:t>Cập nhật trạng thái đơn hàng (chờ xác nhận, đang giao, đã giao, hủy)</w:t>
+      </w:r>
+    </w:p>
+    <w:p>
+      <w:pPr>
+        <w:ind w:firstLine="720"/>
+        <w:rPr>
+          <w:lang w:val="en-US"/>
+        </w:rPr>
+      </w:pPr>
+      <w:r>
+        <w:rPr>
+          <w:lang w:val="en-US"/>
+        </w:rPr>
+        <w:t xml:space="preserve">+ </w:t>
+      </w:r>
+      <w:r>
+        <w:rPr>
+          <w:lang w:val="en-US"/>
+        </w:rPr>
+        <w:t>Xem chi tiết đơn hàng</w:t>
+      </w:r>
+    </w:p>
+    <w:p>
+      <w:pPr>
+        <w:pStyle w:val="ListParagraph"/>
+        <w:numPr>
+          <w:ilvl w:val="0"/>
+          <w:numId w:val="3"/>
+        </w:numPr>
+        <w:rPr>
+          <w:lang w:val="en-US"/>
+        </w:rPr>
+      </w:pPr>
+      <w:r>
+        <w:rPr>
+          <w:lang w:val="en-US"/>
+        </w:rPr>
+        <w:t>Quản lý người dùng</w:t>
+      </w:r>
+    </w:p>
+    <w:p>
+      <w:pPr>
+        <w:ind w:firstLine="720"/>
+        <w:rPr>
+          <w:lang w:val="en-US"/>
+        </w:rPr>
+      </w:pPr>
+      <w:r>
+        <w:rPr>
+          <w:lang w:val="en-US"/>
+        </w:rPr>
+        <w:t xml:space="preserve">+ </w:t>
+      </w:r>
+      <w:r>
+        <w:rPr>
+          <w:lang w:val="en-US"/>
+        </w:rPr>
+        <w:t>Xem danh sách người dùng</w:t>
+      </w:r>
+    </w:p>
+    <w:p>
+      <w:pPr>
+        <w:ind w:firstLine="720"/>
+        <w:rPr>
+          <w:lang w:val="en-US"/>
+        </w:rPr>
+      </w:pPr>
+      <w:r>
+        <w:rPr>
+          <w:lang w:val="en-US"/>
+        </w:rPr>
+        <w:lastRenderedPageBreak/>
+        <w:t xml:space="preserve">+ </w:t>
+      </w:r>
+      <w:r>
+        <w:rPr>
+          <w:lang w:val="en-US"/>
+        </w:rPr>
+        <w:t>Khóa / mở khóa tài khoản</w:t>
+      </w:r>
+    </w:p>
+    <w:p>
+      <w:pPr>
+        <w:ind w:firstLine="720"/>
+        <w:rPr>
+          <w:lang w:val="en-US"/>
+        </w:rPr>
+      </w:pPr>
+      <w:r>
+        <w:rPr>
+          <w:lang w:val="en-US"/>
+        </w:rPr>
+        <w:t xml:space="preserve">+ </w:t>
+      </w:r>
+      <w:r>
+        <w:rPr>
+          <w:lang w:val="en-US"/>
+        </w:rPr>
+        <w:t>Phân quyền người dùng (Admin / Customer)</w:t>
+      </w:r>
+    </w:p>
+    <w:p>
+      <w:pPr>
+        <w:pStyle w:val="ListParagraph"/>
+        <w:numPr>
+          <w:ilvl w:val="0"/>
+          <w:numId w:val="3"/>
+        </w:numPr>
+        <w:rPr>
+          <w:lang w:val="en-US"/>
+        </w:rPr>
+      </w:pPr>
+      <w:r>
+        <w:rPr>
+          <w:lang w:val="en-US"/>
+        </w:rPr>
+        <w:t>Quản lý đánh giá sản phẩm</w:t>
+      </w:r>
+    </w:p>
+    <w:p>
+      <w:pPr>
+        <w:ind w:firstLine="720"/>
+        <w:rPr>
+          <w:lang w:val="en-US"/>
+        </w:rPr>
+      </w:pPr>
+      <w:r>
+        <w:rPr>
+          <w:lang w:val="en-US"/>
+        </w:rPr>
+        <w:t xml:space="preserve">+ </w:t>
+      </w:r>
+      <w:r>
+        <w:rPr>
+          <w:lang w:val="en-US"/>
+        </w:rPr>
+        <w:t>Xem đánh giá của khách hàng</w:t>
+      </w:r>
+    </w:p>
+    <w:p>
+      <w:pPr>
+        <w:ind w:firstLine="720"/>
+        <w:rPr>
+          <w:lang w:val="en-US"/>
+        </w:rPr>
+      </w:pPr>
+      <w:r>
+        <w:rPr>
+          <w:lang w:val="en-US"/>
+        </w:rPr>
+        <w:t xml:space="preserve">+ </w:t>
+      </w:r>
+      <w:r>
+        <w:rPr>
+          <w:lang w:val="en-US"/>
+        </w:rPr>
+        <w:t>Xóa các đánh giá không phù hợp</w:t>
+      </w:r>
+    </w:p>
+    <w:p>
+      <w:pPr>
+        <w:pStyle w:val="ListParagraph"/>
+        <w:numPr>
+          <w:ilvl w:val="0"/>
+          <w:numId w:val="3"/>
+        </w:numPr>
+        <w:rPr>
+          <w:lang w:val="en-US"/>
+        </w:rPr>
+      </w:pPr>
+      <w:r>
+        <w:rPr>
+          <w:lang w:val="en-US"/>
+        </w:rPr>
+        <w:t>Thống kê và báo cáo</w:t>
+      </w:r>
+    </w:p>
+    <w:p>
+      <w:pPr>
+        <w:ind w:firstLine="720"/>
+        <w:rPr>
+          <w:lang w:val="en-US"/>
+        </w:rPr>
+      </w:pPr>
+      <w:r>
+        <w:rPr>
+          <w:lang w:val="en-US"/>
+        </w:rPr>
+        <w:t xml:space="preserve">+ </w:t>
+      </w:r>
+      <w:r>
+        <w:rPr>
+          <w:lang w:val="en-US"/>
+        </w:rPr>
+        <w:t>Thống kê doanh thu</w:t>
+      </w:r>
+    </w:p>
+    <w:p>
+      <w:pPr>
+        <w:ind w:firstLine="720"/>
+        <w:rPr>
+          <w:lang w:val="en-US"/>
+        </w:rPr>
+      </w:pPr>
+      <w:r>
+        <w:rPr>
+          <w:lang w:val="en-US"/>
+        </w:rPr>
+        <w:t xml:space="preserve">+ </w:t>
+      </w:r>
+      <w:r>
+        <w:rPr>
+          <w:lang w:val="en-US"/>
+        </w:rPr>
+        <w:t>Thống kê số lượng đơn hàng</w:t>
+      </w:r>
+    </w:p>
+    <w:p>
+      <w:pPr>
+        <w:ind w:firstLine="720"/>
+        <w:rPr>
+          <w:lang w:val="en-US"/>
+        </w:rPr>
+      </w:pPr>
+      <w:r>
+        <w:rPr>
+          <w:lang w:val="en-US"/>
+        </w:rPr>
+        <w:t xml:space="preserve">+ </w:t>
+      </w:r>
+      <w:r>
+        <w:rPr>
+          <w:lang w:val="en-US"/>
+        </w:rPr>
+        <w:t>Thống kê sản phẩm bán chạy</w:t>
+      </w:r>
+    </w:p>
+    <w:p>
+      <w:pPr>
+        <w:rPr>
           <w:lang w:val="vi-VN"/>
         </w:rPr>
-        <w:t>/ Nhân viên</w:t>
-      </w:r>
-    </w:p>
-    <w:p>
-      <w:pPr>
-        <w:ind w:left="720"/>
-        <w:rPr>
-          <w:lang w:val="vi-VN"/>
-        </w:rPr>
-      </w:pPr>
-      <w:r>
-        <w:rPr>
-          <w:lang w:val="vi-VN"/>
-        </w:rPr>
-        <w:t xml:space="preserve">- </w:t>
-      </w:r>
-      <w:r>
-        <w:rPr>
-          <w:lang w:val="en-US"/>
-        </w:rPr>
-        <w:t>Quản lý sản phẩm</w:t>
-      </w:r>
-    </w:p>
-    <w:p>
-      <w:pPr>
-        <w:ind w:left="720"/>
-        <w:rPr>
-          <w:lang w:val="vi-VN"/>
-        </w:rPr>
-      </w:pPr>
-      <w:r>
-        <w:rPr>
-          <w:lang w:val="vi-VN"/>
-        </w:rPr>
-        <w:t>-</w:t>
-      </w:r>
-      <w:r>
-        <w:rPr>
-          <w:lang w:val="en-US"/>
-        </w:rPr>
-        <w:t xml:space="preserve"> Quản lý danh mục</w:t>
-      </w:r>
-    </w:p>
-    <w:p>
-      <w:pPr>
-        <w:ind w:left="720"/>
-        <w:rPr>
-          <w:lang w:val="en-US"/>
-        </w:rPr>
-      </w:pPr>
-      <w:r>
-        <w:rPr>
-          <w:lang w:val="vi-VN"/>
-        </w:rPr>
-        <w:t xml:space="preserve">- </w:t>
-      </w:r>
-      <w:r>
-        <w:rPr>
-          <w:lang w:val="en-US"/>
-        </w:rPr>
-        <w:t>Quản lý đơn hàng</w:t>
-      </w:r>
-    </w:p>
-    <w:p>
-      <w:pPr>
-        <w:ind w:left="720"/>
-        <w:rPr>
-          <w:lang w:val="vi-VN"/>
-        </w:rPr>
-      </w:pPr>
-      <w:r>
-        <w:rPr>
-          <w:lang w:val="vi-VN"/>
-        </w:rPr>
-        <w:t>-</w:t>
-      </w:r>
-      <w:r>
-        <w:rPr>
-          <w:lang w:val="en-US"/>
-        </w:rPr>
-        <w:t xml:space="preserve"> Quản lý người dùng</w:t>
-      </w:r>
+      </w:pPr>
     </w:p>
     <w:sectPr>
       <w:pgSz w:w="12240" w:h="15840"/>
       <w:pgMar w:top="1134" w:right="1134" w:bottom="1134" w:left="1701" w:header="720" w:footer="720" w:gutter="0"/>
+      <w:pgNumType w:start="0"/>
       <w:cols w:space="720"/>
+      <w:titlePg/>
       <w:docGrid w:linePitch="360"/>
     </w:sectPr>
   </w:body>
@@ -1500,6 +2650,155 @@
     </w:lvl>
   </w:abstractNum>
   <w:abstractNum w:abstractNumId="2" w15:restartNumberingAfterBreak="0">
+    <w:nsid w:val="13A01B16"/>
+    <w:multiLevelType w:val="multilevel"/>
+    <w:tmpl w:val="C2A02622"/>
+    <w:lvl w:ilvl="0">
+      <w:start w:val="1"/>
+      <w:numFmt w:val="bullet"/>
+      <w:lvlText w:val=""/>
+      <w:lvlJc w:val="left"/>
+      <w:pPr>
+        <w:tabs>
+          <w:tab w:val="num" w:pos="720"/>
+        </w:tabs>
+        <w:ind w:left="720" w:hanging="360"/>
+      </w:pPr>
+      <w:rPr>
+        <w:rFonts w:ascii="Symbol" w:hAnsi="Symbol" w:hint="default"/>
+        <w:sz w:val="20"/>
+      </w:rPr>
+    </w:lvl>
+    <w:lvl w:ilvl="1">
+      <w:start w:val="1"/>
+      <w:numFmt w:val="bullet"/>
+      <w:lvlText w:val="o"/>
+      <w:lvlJc w:val="left"/>
+      <w:pPr>
+        <w:tabs>
+          <w:tab w:val="num" w:pos="1440"/>
+        </w:tabs>
+        <w:ind w:left="1440" w:hanging="360"/>
+      </w:pPr>
+      <w:rPr>
+        <w:rFonts w:ascii="Courier New" w:hAnsi="Courier New" w:hint="default"/>
+        <w:sz w:val="20"/>
+      </w:rPr>
+    </w:lvl>
+    <w:lvl w:ilvl="2" w:tentative="1">
+      <w:start w:val="1"/>
+      <w:numFmt w:val="bullet"/>
+      <w:lvlText w:val=""/>
+      <w:lvlJc w:val="left"/>
+      <w:pPr>
+        <w:tabs>
+          <w:tab w:val="num" w:pos="2160"/>
+        </w:tabs>
+        <w:ind w:left="2160" w:hanging="360"/>
+      </w:pPr>
+      <w:rPr>
+        <w:rFonts w:ascii="Wingdings" w:hAnsi="Wingdings" w:hint="default"/>
+        <w:sz w:val="20"/>
+      </w:rPr>
+    </w:lvl>
+    <w:lvl w:ilvl="3" w:tentative="1">
+      <w:start w:val="1"/>
+      <w:numFmt w:val="bullet"/>
+      <w:lvlText w:val=""/>
+      <w:lvlJc w:val="left"/>
+      <w:pPr>
+        <w:tabs>
+          <w:tab w:val="num" w:pos="2880"/>
+        </w:tabs>
+        <w:ind w:left="2880" w:hanging="360"/>
+      </w:pPr>
+      <w:rPr>
+        <w:rFonts w:ascii="Wingdings" w:hAnsi="Wingdings" w:hint="default"/>
+        <w:sz w:val="20"/>
+      </w:rPr>
+    </w:lvl>
+    <w:lvl w:ilvl="4" w:tentative="1">
+      <w:start w:val="1"/>
+      <w:numFmt w:val="bullet"/>
+      <w:lvlText w:val=""/>
+      <w:lvlJc w:val="left"/>
+      <w:pPr>
+        <w:tabs>
+          <w:tab w:val="num" w:pos="3600"/>
+        </w:tabs>
+        <w:ind w:left="3600" w:hanging="360"/>
+      </w:pPr>
+      <w:rPr>
+        <w:rFonts w:ascii="Wingdings" w:hAnsi="Wingdings" w:hint="default"/>
+        <w:sz w:val="20"/>
+      </w:rPr>
+    </w:lvl>
+    <w:lvl w:ilvl="5" w:tentative="1">
+      <w:start w:val="1"/>
+      <w:numFmt w:val="bullet"/>
+      <w:lvlText w:val=""/>
+      <w:lvlJc w:val="left"/>
+      <w:pPr>
+        <w:tabs>
+          <w:tab w:val="num" w:pos="4320"/>
+        </w:tabs>
+        <w:ind w:left="4320" w:hanging="360"/>
+      </w:pPr>
+      <w:rPr>
+        <w:rFonts w:ascii="Wingdings" w:hAnsi="Wingdings" w:hint="default"/>
+        <w:sz w:val="20"/>
+      </w:rPr>
+    </w:lvl>
+    <w:lvl w:ilvl="6" w:tentative="1">
+      <w:start w:val="1"/>
+      <w:numFmt w:val="bullet"/>
+      <w:lvlText w:val=""/>
+      <w:lvlJc w:val="left"/>
+      <w:pPr>
+        <w:tabs>
+          <w:tab w:val="num" w:pos="5040"/>
+        </w:tabs>
+        <w:ind w:left="5040" w:hanging="360"/>
+      </w:pPr>
+      <w:rPr>
+        <w:rFonts w:ascii="Wingdings" w:hAnsi="Wingdings" w:hint="default"/>
+        <w:sz w:val="20"/>
+      </w:rPr>
+    </w:lvl>
+    <w:lvl w:ilvl="7" w:tentative="1">
+      <w:start w:val="1"/>
+      <w:numFmt w:val="bullet"/>
+      <w:lvlText w:val=""/>
+      <w:lvlJc w:val="left"/>
+      <w:pPr>
+        <w:tabs>
+          <w:tab w:val="num" w:pos="5760"/>
+        </w:tabs>
+        <w:ind w:left="5760" w:hanging="360"/>
+      </w:pPr>
+      <w:rPr>
+        <w:rFonts w:ascii="Wingdings" w:hAnsi="Wingdings" w:hint="default"/>
+        <w:sz w:val="20"/>
+      </w:rPr>
+    </w:lvl>
+    <w:lvl w:ilvl="8" w:tentative="1">
+      <w:start w:val="1"/>
+      <w:numFmt w:val="bullet"/>
+      <w:lvlText w:val=""/>
+      <w:lvlJc w:val="left"/>
+      <w:pPr>
+        <w:tabs>
+          <w:tab w:val="num" w:pos="6480"/>
+        </w:tabs>
+        <w:ind w:left="6480" w:hanging="360"/>
+      </w:pPr>
+      <w:rPr>
+        <w:rFonts w:ascii="Wingdings" w:hAnsi="Wingdings" w:hint="default"/>
+        <w:sz w:val="20"/>
+      </w:rPr>
+    </w:lvl>
+  </w:abstractNum>
+  <w:abstractNum w:abstractNumId="3" w15:restartNumberingAfterBreak="0">
     <w:nsid w:val="147E506F"/>
     <w:multiLevelType w:val="multilevel"/>
     <w:tmpl w:val="FBD6DE86"/>
@@ -1648,7 +2947,156 @@
       </w:rPr>
     </w:lvl>
   </w:abstractNum>
-  <w:abstractNum w:abstractNumId="3" w15:restartNumberingAfterBreak="0">
+  <w:abstractNum w:abstractNumId="4" w15:restartNumberingAfterBreak="0">
+    <w:nsid w:val="2645640D"/>
+    <w:multiLevelType w:val="multilevel"/>
+    <w:tmpl w:val="0E762112"/>
+    <w:lvl w:ilvl="0">
+      <w:start w:val="1"/>
+      <w:numFmt w:val="bullet"/>
+      <w:lvlText w:val=""/>
+      <w:lvlJc w:val="left"/>
+      <w:pPr>
+        <w:tabs>
+          <w:tab w:val="num" w:pos="720"/>
+        </w:tabs>
+        <w:ind w:left="720" w:hanging="360"/>
+      </w:pPr>
+      <w:rPr>
+        <w:rFonts w:ascii="Symbol" w:hAnsi="Symbol" w:hint="default"/>
+        <w:sz w:val="20"/>
+      </w:rPr>
+    </w:lvl>
+    <w:lvl w:ilvl="1">
+      <w:start w:val="1"/>
+      <w:numFmt w:val="bullet"/>
+      <w:lvlText w:val="o"/>
+      <w:lvlJc w:val="left"/>
+      <w:pPr>
+        <w:tabs>
+          <w:tab w:val="num" w:pos="1440"/>
+        </w:tabs>
+        <w:ind w:left="1440" w:hanging="360"/>
+      </w:pPr>
+      <w:rPr>
+        <w:rFonts w:ascii="Courier New" w:hAnsi="Courier New" w:hint="default"/>
+        <w:sz w:val="20"/>
+      </w:rPr>
+    </w:lvl>
+    <w:lvl w:ilvl="2" w:tentative="1">
+      <w:start w:val="1"/>
+      <w:numFmt w:val="bullet"/>
+      <w:lvlText w:val=""/>
+      <w:lvlJc w:val="left"/>
+      <w:pPr>
+        <w:tabs>
+          <w:tab w:val="num" w:pos="2160"/>
+        </w:tabs>
+        <w:ind w:left="2160" w:hanging="360"/>
+      </w:pPr>
+      <w:rPr>
+        <w:rFonts w:ascii="Wingdings" w:hAnsi="Wingdings" w:hint="default"/>
+        <w:sz w:val="20"/>
+      </w:rPr>
+    </w:lvl>
+    <w:lvl w:ilvl="3" w:tentative="1">
+      <w:start w:val="1"/>
+      <w:numFmt w:val="bullet"/>
+      <w:lvlText w:val=""/>
+      <w:lvlJc w:val="left"/>
+      <w:pPr>
+        <w:tabs>
+          <w:tab w:val="num" w:pos="2880"/>
+        </w:tabs>
+        <w:ind w:left="2880" w:hanging="360"/>
+      </w:pPr>
+      <w:rPr>
+        <w:rFonts w:ascii="Wingdings" w:hAnsi="Wingdings" w:hint="default"/>
+        <w:sz w:val="20"/>
+      </w:rPr>
+    </w:lvl>
+    <w:lvl w:ilvl="4" w:tentative="1">
+      <w:start w:val="1"/>
+      <w:numFmt w:val="bullet"/>
+      <w:lvlText w:val=""/>
+      <w:lvlJc w:val="left"/>
+      <w:pPr>
+        <w:tabs>
+          <w:tab w:val="num" w:pos="3600"/>
+        </w:tabs>
+        <w:ind w:left="3600" w:hanging="360"/>
+      </w:pPr>
+      <w:rPr>
+        <w:rFonts w:ascii="Wingdings" w:hAnsi="Wingdings" w:hint="default"/>
+        <w:sz w:val="20"/>
+      </w:rPr>
+    </w:lvl>
+    <w:lvl w:ilvl="5" w:tentative="1">
+      <w:start w:val="1"/>
+      <w:numFmt w:val="bullet"/>
+      <w:lvlText w:val=""/>
+      <w:lvlJc w:val="left"/>
+      <w:pPr>
+        <w:tabs>
+          <w:tab w:val="num" w:pos="4320"/>
+        </w:tabs>
+        <w:ind w:left="4320" w:hanging="360"/>
+      </w:pPr>
+      <w:rPr>
+        <w:rFonts w:ascii="Wingdings" w:hAnsi="Wingdings" w:hint="default"/>
+        <w:sz w:val="20"/>
+      </w:rPr>
+    </w:lvl>
+    <w:lvl w:ilvl="6" w:tentative="1">
+      <w:start w:val="1"/>
+      <w:numFmt w:val="bullet"/>
+      <w:lvlText w:val=""/>
+      <w:lvlJc w:val="left"/>
+      <w:pPr>
+        <w:tabs>
+          <w:tab w:val="num" w:pos="5040"/>
+        </w:tabs>
+        <w:ind w:left="5040" w:hanging="360"/>
+      </w:pPr>
+      <w:rPr>
+        <w:rFonts w:ascii="Wingdings" w:hAnsi="Wingdings" w:hint="default"/>
+        <w:sz w:val="20"/>
+      </w:rPr>
+    </w:lvl>
+    <w:lvl w:ilvl="7" w:tentative="1">
+      <w:start w:val="1"/>
+      <w:numFmt w:val="bullet"/>
+      <w:lvlText w:val=""/>
+      <w:lvlJc w:val="left"/>
+      <w:pPr>
+        <w:tabs>
+          <w:tab w:val="num" w:pos="5760"/>
+        </w:tabs>
+        <w:ind w:left="5760" w:hanging="360"/>
+      </w:pPr>
+      <w:rPr>
+        <w:rFonts w:ascii="Wingdings" w:hAnsi="Wingdings" w:hint="default"/>
+        <w:sz w:val="20"/>
+      </w:rPr>
+    </w:lvl>
+    <w:lvl w:ilvl="8" w:tentative="1">
+      <w:start w:val="1"/>
+      <w:numFmt w:val="bullet"/>
+      <w:lvlText w:val=""/>
+      <w:lvlJc w:val="left"/>
+      <w:pPr>
+        <w:tabs>
+          <w:tab w:val="num" w:pos="6480"/>
+        </w:tabs>
+        <w:ind w:left="6480" w:hanging="360"/>
+      </w:pPr>
+      <w:rPr>
+        <w:rFonts w:ascii="Wingdings" w:hAnsi="Wingdings" w:hint="default"/>
+        <w:sz w:val="20"/>
+      </w:rPr>
+    </w:lvl>
+  </w:abstractNum>
+  <w:abstractNum w:abstractNumId="5" w15:restartNumberingAfterBreak="0">
     <w:nsid w:val="44843D66"/>
     <w:multiLevelType w:val="multilevel"/>
     <w:tmpl w:val="5C84B208"/>
@@ -1797,7 +3245,7 @@
       </w:rPr>
     </w:lvl>
   </w:abstractNum>
-  <w:abstractNum w:abstractNumId="4" w15:restartNumberingAfterBreak="0">
+  <w:abstractNum w:abstractNumId="6" w15:restartNumberingAfterBreak="0">
     <w:nsid w:val="45784794"/>
     <w:multiLevelType w:val="multilevel"/>
     <w:tmpl w:val="9CC811AC"/>
@@ -1946,7 +3394,7 @@
       </w:rPr>
     </w:lvl>
   </w:abstractNum>
-  <w:abstractNum w:abstractNumId="5" w15:restartNumberingAfterBreak="0">
+  <w:abstractNum w:abstractNumId="7" w15:restartNumberingAfterBreak="0">
     <w:nsid w:val="4DEE5CA5"/>
     <w:multiLevelType w:val="multilevel"/>
     <w:tmpl w:val="032AD232"/>
@@ -2095,7 +3543,7 @@
       </w:rPr>
     </w:lvl>
   </w:abstractNum>
-  <w:abstractNum w:abstractNumId="6" w15:restartNumberingAfterBreak="0">
+  <w:abstractNum w:abstractNumId="8" w15:restartNumberingAfterBreak="0">
     <w:nsid w:val="4F75068A"/>
     <w:multiLevelType w:val="hybridMultilevel"/>
     <w:tmpl w:val="06B472F6"/>
@@ -2208,7 +3656,7 @@
       </w:rPr>
     </w:lvl>
   </w:abstractNum>
-  <w:abstractNum w:abstractNumId="7" w15:restartNumberingAfterBreak="0">
+  <w:abstractNum w:abstractNumId="9" w15:restartNumberingAfterBreak="0">
     <w:nsid w:val="5C5E45C6"/>
     <w:multiLevelType w:val="multilevel"/>
     <w:tmpl w:val="FBA6B83A"/>
@@ -2357,7 +3805,7 @@
       </w:rPr>
     </w:lvl>
   </w:abstractNum>
-  <w:abstractNum w:abstractNumId="8" w15:restartNumberingAfterBreak="0">
+  <w:abstractNum w:abstractNumId="10" w15:restartNumberingAfterBreak="0">
     <w:nsid w:val="5ECE4273"/>
     <w:multiLevelType w:val="multilevel"/>
     <w:tmpl w:val="101C86A4"/>
@@ -2506,7 +3954,7 @@
       </w:rPr>
     </w:lvl>
   </w:abstractNum>
-  <w:abstractNum w:abstractNumId="9" w15:restartNumberingAfterBreak="0">
+  <w:abstractNum w:abstractNumId="11" w15:restartNumberingAfterBreak="0">
     <w:nsid w:val="616E0185"/>
     <w:multiLevelType w:val="multilevel"/>
     <w:tmpl w:val="FE081178"/>
@@ -2655,7 +4103,7 @@
       </w:rPr>
     </w:lvl>
   </w:abstractNum>
-  <w:abstractNum w:abstractNumId="10" w15:restartNumberingAfterBreak="0">
+  <w:abstractNum w:abstractNumId="12" w15:restartNumberingAfterBreak="0">
     <w:nsid w:val="6287136F"/>
     <w:multiLevelType w:val="multilevel"/>
     <w:tmpl w:val="69102520"/>
@@ -2804,7 +4252,7 @@
       </w:rPr>
     </w:lvl>
   </w:abstractNum>
-  <w:abstractNum w:abstractNumId="11" w15:restartNumberingAfterBreak="0">
+  <w:abstractNum w:abstractNumId="13" w15:restartNumberingAfterBreak="0">
     <w:nsid w:val="6A0F7D55"/>
     <w:multiLevelType w:val="multilevel"/>
     <w:tmpl w:val="EA22BBF6"/>
@@ -2953,7 +4401,7 @@
       </w:rPr>
     </w:lvl>
   </w:abstractNum>
-  <w:abstractNum w:abstractNumId="12" w15:restartNumberingAfterBreak="0">
+  <w:abstractNum w:abstractNumId="14" w15:restartNumberingAfterBreak="0">
     <w:nsid w:val="6B9F7F61"/>
     <w:multiLevelType w:val="multilevel"/>
     <w:tmpl w:val="1F38ED26"/>
@@ -3102,7 +4550,7 @@
       </w:rPr>
     </w:lvl>
   </w:abstractNum>
-  <w:abstractNum w:abstractNumId="13" w15:restartNumberingAfterBreak="0">
+  <w:abstractNum w:abstractNumId="15" w15:restartNumberingAfterBreak="0">
     <w:nsid w:val="7FDE32E9"/>
     <w:multiLevelType w:val="multilevel"/>
     <w:tmpl w:val="98069F6E"/>
@@ -3252,46 +4700,52 @@
     </w:lvl>
   </w:abstractNum>
   <w:num w:numId="1" w16cid:durableId="869955550">
-    <w:abstractNumId w:val="9"/>
+    <w:abstractNumId w:val="11"/>
   </w:num>
   <w:num w:numId="2" w16cid:durableId="1455905094">
-    <w:abstractNumId w:val="10"/>
+    <w:abstractNumId w:val="12"/>
   </w:num>
   <w:num w:numId="3" w16cid:durableId="657854400">
-    <w:abstractNumId w:val="6"/>
+    <w:abstractNumId w:val="8"/>
   </w:num>
   <w:num w:numId="4" w16cid:durableId="945430795">
+    <w:abstractNumId w:val="5"/>
+  </w:num>
+  <w:num w:numId="5" w16cid:durableId="491220724">
     <w:abstractNumId w:val="3"/>
   </w:num>
-  <w:num w:numId="5" w16cid:durableId="491220724">
-    <w:abstractNumId w:val="2"/>
-  </w:num>
   <w:num w:numId="6" w16cid:durableId="558057223">
-    <w:abstractNumId w:val="7"/>
+    <w:abstractNumId w:val="9"/>
   </w:num>
   <w:num w:numId="7" w16cid:durableId="53436775">
     <w:abstractNumId w:val="0"/>
   </w:num>
   <w:num w:numId="8" w16cid:durableId="1742822999">
-    <w:abstractNumId w:val="13"/>
+    <w:abstractNumId w:val="15"/>
   </w:num>
   <w:num w:numId="9" w16cid:durableId="1040787605">
-    <w:abstractNumId w:val="11"/>
+    <w:abstractNumId w:val="13"/>
   </w:num>
   <w:num w:numId="10" w16cid:durableId="1096439002">
     <w:abstractNumId w:val="1"/>
   </w:num>
   <w:num w:numId="11" w16cid:durableId="937367982">
-    <w:abstractNumId w:val="5"/>
+    <w:abstractNumId w:val="7"/>
   </w:num>
   <w:num w:numId="12" w16cid:durableId="1552957208">
-    <w:abstractNumId w:val="8"/>
+    <w:abstractNumId w:val="10"/>
   </w:num>
   <w:num w:numId="13" w16cid:durableId="640227802">
-    <w:abstractNumId w:val="4"/>
+    <w:abstractNumId w:val="6"/>
   </w:num>
   <w:num w:numId="14" w16cid:durableId="1090354409">
-    <w:abstractNumId w:val="12"/>
+    <w:abstractNumId w:val="14"/>
+  </w:num>
+  <w:num w:numId="15" w16cid:durableId="464196276">
+    <w:abstractNumId w:val="2"/>
+  </w:num>
+  <w:num w:numId="16" w16cid:durableId="301228939">
+    <w:abstractNumId w:val="4"/>
   </w:num>
 </w:numbering>
 </file>
@@ -3696,7 +5150,7 @@
   <w:style w:type="paragraph" w:default="1" w:styleId="Normal">
     <w:name w:val="Normal"/>
     <w:qFormat/>
-    <w:rsid w:val="00190843"/>
+    <w:rsid w:val="0047387E"/>
     <w:pPr>
       <w:spacing w:after="0" w:line="276" w:lineRule="auto"/>
     </w:pPr>
@@ -4283,6 +5737,37 @@
       <w:szCs w:val="24"/>
     </w:rPr>
   </w:style>
+  <w:style w:type="paragraph" w:styleId="NoSpacing">
+    <w:name w:val="No Spacing"/>
+    <w:link w:val="NoSpacingChar"/>
+    <w:uiPriority w:val="1"/>
+    <w:qFormat/>
+    <w:rsid w:val="0047387E"/>
+    <w:pPr>
+      <w:spacing w:after="0" w:line="240" w:lineRule="auto"/>
+    </w:pPr>
+    <w:rPr>
+      <w:rFonts w:eastAsiaTheme="minorEastAsia"/>
+      <w:kern w:val="0"/>
+      <w:sz w:val="22"/>
+      <w:szCs w:val="22"/>
+      <w14:ligatures w14:val="none"/>
+    </w:rPr>
+  </w:style>
+  <w:style w:type="character" w:customStyle="1" w:styleId="NoSpacingChar">
+    <w:name w:val="No Spacing Char"/>
+    <w:basedOn w:val="DefaultParagraphFont"/>
+    <w:link w:val="NoSpacing"/>
+    <w:uiPriority w:val="1"/>
+    <w:rsid w:val="0047387E"/>
+    <w:rPr>
+      <w:rFonts w:eastAsiaTheme="minorEastAsia"/>
+      <w:kern w:val="0"/>
+      <w:sz w:val="22"/>
+      <w:szCs w:val="22"/>
+      <w14:ligatures w14:val="none"/>
+    </w:rPr>
+  </w:style>
 </w:styles>
 </file>
 
@@ -4579,4 +6064,35 @@
     </a:ext>
   </a:extLst>
 </a:theme>
+</file>
+
+<file path=customXml/item1.xml><?xml version="1.0" encoding="utf-8"?>
+<CoverPageProperties xmlns="http://schemas.microsoft.com/office/2006/coverPageProps">
+  <PublishDate/>
+  <Abstract/>
+  <CompanyAddress>Mã sinh viên: 2251061901</CompanyAddress>
+  <CompanyPhone/>
+  <CompanyFax/>
+  <CompanyEmail/>
+</CoverPageProperties>
+</file>
+
+<file path=customXml/item2.xml><?xml version="1.0" encoding="utf-8"?>
+<b:Sources xmlns:b="http://schemas.openxmlformats.org/officeDocument/2006/bibliography" xmlns="http://schemas.openxmlformats.org/officeDocument/2006/bibliography" SelectedStyle="\APASixthEditionOfficeOnline.xsl" StyleName="APA" Version="6"/>
+</file>
+
+<file path=customXml/itemProps1.xml><?xml version="1.0" encoding="utf-8"?>
+<ds:datastoreItem xmlns:ds="http://schemas.openxmlformats.org/officeDocument/2006/customXml" ds:itemID="{55AF091B-3C7A-41E3-B477-F2FDAA23CFDA}">
+  <ds:schemaRefs>
+    <ds:schemaRef ds:uri="http://schemas.microsoft.com/office/2006/coverPageProps"/>
+  </ds:schemaRefs>
+</ds:datastoreItem>
+</file>
+
+<file path=customXml/itemProps2.xml><?xml version="1.0" encoding="utf-8"?>
+<ds:datastoreItem xmlns:ds="http://schemas.openxmlformats.org/officeDocument/2006/customXml" ds:itemID="{93BCF553-3A08-4E1D-BF27-3D5DB6AFA37D}">
+  <ds:schemaRefs>
+    <ds:schemaRef ds:uri="http://schemas.openxmlformats.org/officeDocument/2006/bibliography"/>
+  </ds:schemaRefs>
+</ds:datastoreItem>
 </file>